--- a/JHS - A5.docx
+++ b/JHS - A5.docx
@@ -19,88 +19,19 @@
           <w:sz w:val="16"/>
           <w:szCs w:val="20"/>
         </w:rPr>
-        <w:drawing>
-          <wp:anchor distT="0" distB="0" distL="114300" distR="114300" simplePos="0" relativeHeight="251711488" behindDoc="0" locked="0" layoutInCell="1" allowOverlap="1" wp14:anchorId="7B0EF6BF" wp14:editId="2500EB0E">
-            <wp:simplePos x="0" y="0"/>
-            <wp:positionH relativeFrom="margin">
-              <wp:align>left</wp:align>
-            </wp:positionH>
-            <wp:positionV relativeFrom="paragraph">
-              <wp:posOffset>0</wp:posOffset>
-            </wp:positionV>
-            <wp:extent cx="638175" cy="627260"/>
-            <wp:effectExtent l="0" t="0" r="0" b="1905"/>
-            <wp:wrapNone/>
-            <wp:docPr id="1513974360" name="Picture 1" descr="A logo of a university&#10;&#10;Description automatically generated"/>
-            <wp:cNvGraphicFramePr>
-              <a:graphicFrameLocks xmlns:a="http://schemas.openxmlformats.org/drawingml/2006/main" noChangeAspect="1"/>
-            </wp:cNvGraphicFramePr>
-            <a:graphic xmlns:a="http://schemas.openxmlformats.org/drawingml/2006/main">
-              <a:graphicData uri="http://schemas.openxmlformats.org/drawingml/2006/picture">
-                <pic:pic xmlns:pic="http://schemas.openxmlformats.org/drawingml/2006/picture">
-                  <pic:nvPicPr>
-                    <pic:cNvPr id="1513974360" name="Picture 1" descr="A logo of a university&#10;&#10;Description automatically generated"/>
-                    <pic:cNvPicPr>
-                      <a:picLocks noChangeAspect="1"/>
-                    </pic:cNvPicPr>
-                  </pic:nvPicPr>
-                  <pic:blipFill rotWithShape="1">
-                    <a:blip r:embed="rId8" cstate="print"/>
-                    <a:srcRect l="2219" t="1982" r="2089" b="2132"/>
-                    <a:stretch/>
-                  </pic:blipFill>
-                  <pic:spPr bwMode="auto">
-                    <a:xfrm>
-                      <a:off x="0" y="0"/>
-                      <a:ext cx="641575" cy="630602"/>
-                    </a:xfrm>
-                    <a:prstGeom prst="rect">
-                      <a:avLst/>
-                    </a:prstGeom>
-                    <a:ln>
-                      <a:noFill/>
-                    </a:ln>
-                  </pic:spPr>
-                </pic:pic>
-              </a:graphicData>
-            </a:graphic>
-            <wp14:sizeRelH relativeFrom="margin">
-              <wp14:pctWidth>0</wp14:pctWidth>
-            </wp14:sizeRelH>
-            <wp14:sizeRelV relativeFrom="margin">
-              <wp14:pctHeight>0</wp14:pctHeight>
-            </wp14:sizeRelV>
-          </wp:anchor>
-        </w:drawing>
-      </w:r>
-      <w:r>
-        <w:rPr>
-          <w:rFonts w:ascii="Aptos Slab" w:hAnsi="Aptos Slab" w:cs="Times New Roman"/>
-          <w:sz w:val="16"/>
-          <w:szCs w:val="16"/>
-        </w:rPr>
-        <w:t>{#students}</w:t>
-      </w:r>
-      <w:r>
-        <w:rPr>
-          <w:rFonts w:ascii="Aptos Slab" w:hAnsi="Aptos Slab" w:cs="Times New Roman"/>
-          <w:noProof/>
-          <w:sz w:val="16"/>
-          <w:szCs w:val="20"/>
-        </w:rPr>
         <mc:AlternateContent>
           <mc:Choice Requires="wps">
             <w:drawing>
-              <wp:anchor distT="45720" distB="45720" distL="114300" distR="114300" simplePos="0" relativeHeight="251709440" behindDoc="0" locked="0" layoutInCell="1" allowOverlap="1" wp14:anchorId="549C9D26" wp14:editId="6CFBD40C">
+              <wp:anchor distT="45720" distB="45720" distL="114300" distR="114300" simplePos="0" relativeHeight="251706368" behindDoc="0" locked="0" layoutInCell="1" allowOverlap="1" wp14:anchorId="549C9D26" wp14:editId="3860C631">
                 <wp:simplePos x="0" y="0"/>
                 <wp:positionH relativeFrom="margin">
-                  <wp:align>right</wp:align>
+                  <wp:posOffset>3759144</wp:posOffset>
                 </wp:positionH>
                 <wp:positionV relativeFrom="paragraph">
-                  <wp:posOffset>9525</wp:posOffset>
+                  <wp:posOffset>127635</wp:posOffset>
                 </wp:positionV>
-                <wp:extent cx="845820" cy="733425"/>
-                <wp:effectExtent l="0" t="0" r="11430" b="9525"/>
+                <wp:extent cx="869315" cy="828675"/>
+                <wp:effectExtent l="0" t="0" r="6985" b="9525"/>
                 <wp:wrapNone/>
                 <wp:docPr id="217" name="Text Box 2"/>
                 <wp:cNvGraphicFramePr>
@@ -115,7 +46,7 @@
                       <wps:spPr bwMode="auto">
                         <a:xfrm>
                           <a:off x="0" y="0"/>
-                          <a:ext cx="845820" cy="733425"/>
+                          <a:ext cx="869315" cy="828675"/>
                         </a:xfrm>
                         <a:prstGeom prst="rect">
                           <a:avLst/>
@@ -162,7 +93,7 @@
                 <v:stroke joinstyle="miter"/>
                 <v:path gradientshapeok="t" o:connecttype="rect"/>
               </v:shapetype>
-              <v:shape id="Text Box 2" o:spid="_x0000_s1026" type="#_x0000_t202" style="position:absolute;left:0;text-align:left;margin-left:15.4pt;margin-top:.75pt;width:66.6pt;height:57.75pt;z-index:251709440;visibility:visible;mso-wrap-style:square;mso-width-percent:0;mso-height-percent:0;mso-wrap-distance-left:9pt;mso-wrap-distance-top:3.6pt;mso-wrap-distance-right:9pt;mso-wrap-distance-bottom:3.6pt;mso-position-horizontal:right;mso-position-horizontal-relative:margin;mso-position-vertical:absolute;mso-position-vertical-relative:text;mso-width-percent:0;mso-height-percent:0;mso-width-relative:margin;mso-height-relative:margin;v-text-anchor:top" o:gfxdata="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" filled="f" stroked="f">
+              <v:shape id="Text Box 2" o:spid="_x0000_s1026" type="#_x0000_t202" style="position:absolute;left:0;text-align:left;margin-left:296pt;margin-top:10.05pt;width:68.45pt;height:65.25pt;z-index:251706368;visibility:visible;mso-wrap-style:square;mso-width-percent:0;mso-height-percent:0;mso-wrap-distance-left:9pt;mso-wrap-distance-top:3.6pt;mso-wrap-distance-right:9pt;mso-wrap-distance-bottom:3.6pt;mso-position-horizontal:absolute;mso-position-horizontal-relative:margin;mso-position-vertical:absolute;mso-position-vertical-relative:text;mso-width-percent:0;mso-height-percent:0;mso-width-relative:margin;mso-height-relative:margin;v-text-anchor:top" o:gfxdata="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" filled="f" stroked="f">
                 <v:textbox inset="0,0,0,0">
                   <w:txbxContent>
                     <w:p>
@@ -185,10 +116,97 @@
       <w:r>
         <w:rPr>
           <w:rFonts w:ascii="Aptos Slab" w:hAnsi="Aptos Slab" w:cs="Times New Roman"/>
+          <w:noProof/>
+          <w:sz w:val="16"/>
+          <w:szCs w:val="16"/>
+        </w:rPr>
+        <w:drawing>
+          <wp:anchor distT="0" distB="0" distL="114300" distR="114300" simplePos="0" relativeHeight="251714560" behindDoc="0" locked="0" layoutInCell="1" allowOverlap="1" wp14:anchorId="61EA4582" wp14:editId="43450AD2">
+            <wp:simplePos x="0" y="0"/>
+            <wp:positionH relativeFrom="column">
+              <wp:posOffset>211958</wp:posOffset>
+            </wp:positionH>
+            <wp:positionV relativeFrom="paragraph">
+              <wp:posOffset>98704</wp:posOffset>
+            </wp:positionV>
+            <wp:extent cx="836676" cy="822960"/>
+            <wp:effectExtent l="0" t="0" r="1905" b="0"/>
+            <wp:wrapNone/>
+            <wp:docPr id="1651585841" name="Picture 1" descr="A logo of a university&#10;&#10;Description automatically generated"/>
+            <wp:cNvGraphicFramePr>
+              <a:graphicFrameLocks xmlns:a="http://schemas.openxmlformats.org/drawingml/2006/main" noChangeAspect="1"/>
+            </wp:cNvGraphicFramePr>
+            <a:graphic xmlns:a="http://schemas.openxmlformats.org/drawingml/2006/main">
+              <a:graphicData uri="http://schemas.openxmlformats.org/drawingml/2006/picture">
+                <pic:pic xmlns:pic="http://schemas.openxmlformats.org/drawingml/2006/picture">
+                  <pic:nvPicPr>
+                    <pic:cNvPr id="1651585841" name="Picture 1" descr="A logo of a university&#10;&#10;Description automatically generated"/>
+                    <pic:cNvPicPr>
+                      <a:picLocks noChangeAspect="1"/>
+                    </pic:cNvPicPr>
+                  </pic:nvPicPr>
+                  <pic:blipFill rotWithShape="1">
+                    <a:blip r:embed="rId8" cstate="print"/>
+                    <a:srcRect l="2219" t="1982" r="2089" b="2132"/>
+                    <a:stretch/>
+                  </pic:blipFill>
+                  <pic:spPr bwMode="auto">
+                    <a:xfrm>
+                      <a:off x="0" y="0"/>
+                      <a:ext cx="836676" cy="822960"/>
+                    </a:xfrm>
+                    <a:prstGeom prst="rect">
+                      <a:avLst/>
+                    </a:prstGeom>
+                    <a:ln>
+                      <a:noFill/>
+                    </a:ln>
+                  </pic:spPr>
+                </pic:pic>
+              </a:graphicData>
+            </a:graphic>
+            <wp14:sizeRelH relativeFrom="margin">
+              <wp14:pctWidth>0</wp14:pctWidth>
+            </wp14:sizeRelH>
+            <wp14:sizeRelV relativeFrom="margin">
+              <wp14:pctHeight>0</wp14:pctHeight>
+            </wp14:sizeRelV>
+          </wp:anchor>
+        </w:drawing>
+      </w:r>
+      <w:r>
+        <w:rPr>
+          <w:rFonts w:ascii="Aptos Slab" w:hAnsi="Aptos Slab" w:cs="Times New Roman"/>
+          <w:sz w:val="16"/>
+          <w:szCs w:val="16"/>
+        </w:rPr>
+        <w:t>{#</w:t>
+      </w:r>
+      <w:proofErr w:type="gramStart"/>
+      <w:r>
+        <w:rPr>
+          <w:rFonts w:ascii="Aptos Slab" w:hAnsi="Aptos Slab" w:cs="Times New Roman"/>
+          <w:sz w:val="16"/>
+          <w:szCs w:val="16"/>
+        </w:rPr>
+        <w:t>students}</w:t>
+      </w:r>
+      <w:r>
+        <w:rPr>
+          <w:rFonts w:ascii="Aptos Slab" w:hAnsi="Aptos Slab" w:cs="Times New Roman"/>
           <w:sz w:val="16"/>
           <w:szCs w:val="20"/>
         </w:rPr>
-        <w:t>Republic of the Philippines</w:t>
+        <w:t>Republic</w:t>
+      </w:r>
+      <w:proofErr w:type="gramEnd"/>
+      <w:r>
+        <w:rPr>
+          <w:rFonts w:ascii="Aptos Slab" w:hAnsi="Aptos Slab" w:cs="Times New Roman"/>
+          <w:sz w:val="16"/>
+          <w:szCs w:val="20"/>
+        </w:rPr>
+        <w:t xml:space="preserve"> of the Philippines</w:t>
       </w:r>
     </w:p>
     <w:p>
@@ -3297,13 +3315,13 @@
               <mc:AlternateContent>
                 <mc:Choice Requires="wps">
                   <w:drawing>
-                    <wp:anchor distT="45720" distB="45720" distL="114300" distR="114300" simplePos="0" relativeHeight="251713536" behindDoc="0" locked="0" layoutInCell="1" allowOverlap="1" wp14:anchorId="0CD813A5" wp14:editId="58765F21">
+                    <wp:anchor distT="45720" distB="45720" distL="114300" distR="114300" simplePos="0" relativeHeight="251710464" behindDoc="0" locked="0" layoutInCell="1" allowOverlap="1" wp14:anchorId="0CD813A5" wp14:editId="7682A139">
                       <wp:simplePos x="0" y="0"/>
                       <wp:positionH relativeFrom="column">
-                        <wp:posOffset>64135</wp:posOffset>
+                        <wp:posOffset>271145</wp:posOffset>
                       </wp:positionH>
                       <wp:positionV relativeFrom="paragraph">
-                        <wp:posOffset>35560</wp:posOffset>
+                        <wp:posOffset>43815</wp:posOffset>
                       </wp:positionV>
                       <wp:extent cx="467995" cy="208280"/>
                       <wp:effectExtent l="0" t="1905" r="0" b="0"/>
@@ -3392,7 +3410,7 @@
                 </mc:Choice>
                 <mc:Fallback>
                   <w:pict>
-                    <v:shape w14:anchorId="0CD813A5" id="_x0000_s1027" type="#_x0000_t202" style="position:absolute;left:0;text-align:left;margin-left:5.05pt;margin-top:2.8pt;width:36.85pt;height:16.4pt;z-index:251713536;visibility:visible;mso-wrap-style:square;mso-width-percent:0;mso-height-percent:0;mso-wrap-distance-left:9pt;mso-wrap-distance-top:3.6pt;mso-wrap-distance-right:9pt;mso-wrap-distance-bottom:3.6pt;mso-position-horizontal:absolute;mso-position-horizontal-relative:text;mso-position-vertical:absolute;mso-position-vertical-relative:text;mso-width-percent:0;mso-height-percent:0;mso-width-relative:margin;mso-height-relative:margin;v-text-anchor:top" o:gfxdata="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" filled="f" stroked="f">
+                    <v:shape w14:anchorId="0CD813A5" id="_x0000_s1027" type="#_x0000_t202" style="position:absolute;left:0;text-align:left;margin-left:21.35pt;margin-top:3.45pt;width:36.85pt;height:16.4pt;z-index:251710464;visibility:visible;mso-wrap-style:square;mso-width-percent:0;mso-height-percent:0;mso-wrap-distance-left:9pt;mso-wrap-distance-top:3.6pt;mso-wrap-distance-right:9pt;mso-wrap-distance-bottom:3.6pt;mso-position-horizontal:absolute;mso-position-horizontal-relative:text;mso-position-vertical:absolute;mso-position-vertical-relative:text;mso-width-percent:0;mso-height-percent:0;mso-width-relative:margin;mso-height-relative:margin;v-text-anchor:top" o:gfxdata="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" filled="f" stroked="f">
                       <v:textbox>
                         <w:txbxContent>
                           <w:p>
@@ -3467,7 +3485,7 @@
               <mc:AlternateContent>
                 <mc:Choice Requires="wps">
                   <w:drawing>
-                    <wp:anchor distT="45720" distB="45720" distL="114300" distR="114300" simplePos="0" relativeHeight="251633664" behindDoc="0" locked="0" layoutInCell="1" allowOverlap="1" wp14:anchorId="546B79DA" wp14:editId="4C10C6C4">
+                    <wp:anchor distT="45720" distB="45720" distL="114300" distR="114300" simplePos="0" relativeHeight="251630592" behindDoc="0" locked="0" layoutInCell="1" allowOverlap="1" wp14:anchorId="546B79DA" wp14:editId="7C0EDA04">
                       <wp:simplePos x="0" y="0"/>
                       <wp:positionH relativeFrom="column">
                         <wp:posOffset>-71120</wp:posOffset>
@@ -3562,7 +3580,7 @@
                 </mc:Choice>
                 <mc:Fallback>
                   <w:pict>
-                    <v:shape w14:anchorId="546B79DA" id="_x0000_s1028" type="#_x0000_t202" style="position:absolute;margin-left:-5.6pt;margin-top:4pt;width:36.85pt;height:16.4pt;z-index:251633664;visibility:visible;mso-wrap-style:square;mso-width-percent:0;mso-height-percent:0;mso-wrap-distance-left:9pt;mso-wrap-distance-top:3.6pt;mso-wrap-distance-right:9pt;mso-wrap-distance-bottom:3.6pt;mso-position-horizontal:absolute;mso-position-horizontal-relative:text;mso-position-vertical:absolute;mso-position-vertical-relative:text;mso-width-percent:0;mso-height-percent:0;mso-width-relative:margin;mso-height-relative:margin;v-text-anchor:top" o:gfxdata="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" filled="f" stroked="f">
+                    <v:shape w14:anchorId="546B79DA" id="_x0000_s1028" type="#_x0000_t202" style="position:absolute;margin-left:-5.6pt;margin-top:4pt;width:36.85pt;height:16.4pt;z-index:251630592;visibility:visible;mso-wrap-style:square;mso-width-percent:0;mso-height-percent:0;mso-wrap-distance-left:9pt;mso-wrap-distance-top:3.6pt;mso-wrap-distance-right:9pt;mso-wrap-distance-bottom:3.6pt;mso-position-horizontal:absolute;mso-position-horizontal-relative:text;mso-position-vertical:absolute;mso-position-vertical-relative:text;mso-width-percent:0;mso-height-percent:0;mso-width-relative:margin;mso-height-relative:margin;v-text-anchor:top" o:gfxdata="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" filled="f" stroked="f">
                       <v:textbox>
                         <w:txbxContent>
                           <w:p>
@@ -3625,6 +3643,7 @@
           <w:tcPr>
             <w:tcW w:w="346" w:type="pct"/>
             <w:textDirection w:val="btLr"/>
+            <w:vAlign w:val="center"/>
           </w:tcPr>
           <w:p>
             <w:pPr>
@@ -3652,6 +3671,7 @@
           <w:tcPr>
             <w:tcW w:w="343" w:type="pct"/>
             <w:textDirection w:val="btLr"/>
+            <w:vAlign w:val="center"/>
           </w:tcPr>
           <w:p>
             <w:pPr>
@@ -3679,6 +3699,7 @@
           <w:tcPr>
             <w:tcW w:w="344" w:type="pct"/>
             <w:textDirection w:val="btLr"/>
+            <w:vAlign w:val="center"/>
           </w:tcPr>
           <w:p>
             <w:pPr>
@@ -3706,6 +3727,7 @@
           <w:tcPr>
             <w:tcW w:w="343" w:type="pct"/>
             <w:textDirection w:val="btLr"/>
+            <w:vAlign w:val="center"/>
           </w:tcPr>
           <w:p>
             <w:pPr>
@@ -3733,6 +3755,7 @@
           <w:tcPr>
             <w:tcW w:w="343" w:type="pct"/>
             <w:textDirection w:val="btLr"/>
+            <w:vAlign w:val="center"/>
           </w:tcPr>
           <w:p>
             <w:pPr>
@@ -3760,6 +3783,7 @@
           <w:tcPr>
             <w:tcW w:w="344" w:type="pct"/>
             <w:textDirection w:val="btLr"/>
+            <w:vAlign w:val="center"/>
           </w:tcPr>
           <w:p>
             <w:pPr>
@@ -3787,6 +3811,7 @@
           <w:tcPr>
             <w:tcW w:w="343" w:type="pct"/>
             <w:textDirection w:val="btLr"/>
+            <w:vAlign w:val="center"/>
           </w:tcPr>
           <w:p>
             <w:pPr>
@@ -3814,6 +3839,7 @@
           <w:tcPr>
             <w:tcW w:w="343" w:type="pct"/>
             <w:textDirection w:val="btLr"/>
+            <w:vAlign w:val="center"/>
           </w:tcPr>
           <w:p>
             <w:pPr>
@@ -3841,6 +3867,7 @@
           <w:tcPr>
             <w:tcW w:w="344" w:type="pct"/>
             <w:textDirection w:val="btLr"/>
+            <w:vAlign w:val="center"/>
           </w:tcPr>
           <w:p>
             <w:pPr>
@@ -3868,6 +3895,7 @@
           <w:tcPr>
             <w:tcW w:w="343" w:type="pct"/>
             <w:textDirection w:val="btLr"/>
+            <w:vAlign w:val="center"/>
           </w:tcPr>
           <w:p>
             <w:pPr>
@@ -3895,6 +3923,7 @@
           <w:tcPr>
             <w:tcW w:w="343" w:type="pct"/>
             <w:textDirection w:val="btLr"/>
+            <w:vAlign w:val="center"/>
           </w:tcPr>
           <w:p>
             <w:pPr>
@@ -3922,6 +3951,7 @@
           <w:tcPr>
             <w:tcW w:w="385" w:type="pct"/>
             <w:textDirection w:val="btLr"/>
+            <w:vAlign w:val="center"/>
           </w:tcPr>
           <w:p>
             <w:pPr>
@@ -6567,6 +6597,25 @@
 </file>
 
 <file path=customXml/item1.xml><?xml version="1.0" encoding="utf-8"?>
+<?mso-contentType ?>
+<FormTemplates xmlns="http://schemas.microsoft.com/sharepoint/v3/contenttype/forms">
+  <Display>DocumentLibraryForm</Display>
+  <Edit>DocumentLibraryForm</Edit>
+  <New>DocumentLibraryForm</New>
+</FormTemplates>
+</file>
+
+<file path=customXml/item2.xml><?xml version="1.0" encoding="utf-8"?>
+<p:properties xmlns:p="http://schemas.microsoft.com/office/2006/metadata/properties" xmlns:xsi="http://www.w3.org/2001/XMLSchema-instance" xmlns:pc="http://schemas.microsoft.com/office/infopath/2007/PartnerControls">
+  <documentManagement/>
+</p:properties>
+</file>
+
+<file path=customXml/item3.xml><?xml version="1.0" encoding="utf-8"?>
+<b:Sources xmlns:b="http://schemas.openxmlformats.org/officeDocument/2006/bibliography" xmlns="http://schemas.openxmlformats.org/officeDocument/2006/bibliography" SelectedStyle="\APASixthEditionOfficeOnline.xsl" StyleName="APA" Version="6"/>
+</file>
+
+<file path=customXml/item4.xml><?xml version="1.0" encoding="utf-8"?>
 <ct:contentTypeSchema xmlns:ct="http://schemas.microsoft.com/office/2006/metadata/contentType" xmlns:ma="http://schemas.microsoft.com/office/2006/metadata/properties/metaAttributes" ct:_="" ma:_="" ma:contentTypeName="Document" ma:contentTypeID="0x01010019B181300F721B4D9F3B95A3EE15143C" ma:contentTypeVersion="10" ma:contentTypeDescription="Create a new document." ma:contentTypeScope="" ma:versionID="bf2ca1b3bc24449cdd1a669432d4bb9e">
   <xsd:schema xmlns:xsd="http://www.w3.org/2001/XMLSchema" xmlns:xs="http://www.w3.org/2001/XMLSchema" xmlns:p="http://schemas.microsoft.com/office/2006/metadata/properties" xmlns:ns3="541f9672-3e94-4c26-a847-81d4d159bfa1" targetNamespace="http://schemas.microsoft.com/office/2006/metadata/properties" ma:root="true" ma:fieldsID="14a7babb77b443892259070c9ba030eb" ns3:_="">
     <xsd:import namespace="541f9672-3e94-4c26-a847-81d4d159bfa1"/>
@@ -6750,26 +6799,32 @@
 </ct:contentTypeSchema>
 </file>
 
-<file path=customXml/item2.xml><?xml version="1.0" encoding="utf-8"?>
-<b:Sources xmlns:b="http://schemas.openxmlformats.org/officeDocument/2006/bibliography" xmlns="http://schemas.openxmlformats.org/officeDocument/2006/bibliography" SelectedStyle="\APASixthEditionOfficeOnline.xsl" StyleName="APA" Version="6"/>
+<file path=customXml/itemProps1.xml><?xml version="1.0" encoding="utf-8"?>
+<ds:datastoreItem xmlns:ds="http://schemas.openxmlformats.org/officeDocument/2006/customXml" ds:itemID="{9E607EEA-1579-4534-A211-223D35B43271}">
+  <ds:schemaRefs>
+    <ds:schemaRef ds:uri="http://schemas.microsoft.com/sharepoint/v3/contenttype/forms"/>
+  </ds:schemaRefs>
+</ds:datastoreItem>
 </file>
 
-<file path=customXml/item3.xml><?xml version="1.0" encoding="utf-8"?>
-<p:properties xmlns:p="http://schemas.microsoft.com/office/2006/metadata/properties" xmlns:xsi="http://www.w3.org/2001/XMLSchema-instance" xmlns:pc="http://schemas.microsoft.com/office/infopath/2007/PartnerControls">
-  <documentManagement/>
-</p:properties>
+<file path=customXml/itemProps2.xml><?xml version="1.0" encoding="utf-8"?>
+<ds:datastoreItem xmlns:ds="http://schemas.openxmlformats.org/officeDocument/2006/customXml" ds:itemID="{672FB7B5-DBC2-43DE-98D9-E1693A2B312F}">
+  <ds:schemaRefs>
+    <ds:schemaRef ds:uri="http://schemas.microsoft.com/office/2006/metadata/properties"/>
+    <ds:schemaRef ds:uri="http://schemas.microsoft.com/office/infopath/2007/PartnerControls"/>
+  </ds:schemaRefs>
+</ds:datastoreItem>
 </file>
 
-<file path=customXml/item4.xml><?xml version="1.0" encoding="utf-8"?>
-<?mso-contentType ?>
-<FormTemplates xmlns="http://schemas.microsoft.com/sharepoint/v3/contenttype/forms">
-  <Display>DocumentLibraryForm</Display>
-  <Edit>DocumentLibraryForm</Edit>
-  <New>DocumentLibraryForm</New>
-</FormTemplates>
+<file path=customXml/itemProps3.xml><?xml version="1.0" encoding="utf-8"?>
+<ds:datastoreItem xmlns:ds="http://schemas.openxmlformats.org/officeDocument/2006/customXml" ds:itemID="{79EDFC7F-E73A-4641-AB05-0EAF77FB85CB}">
+  <ds:schemaRefs>
+    <ds:schemaRef ds:uri="http://schemas.openxmlformats.org/officeDocument/2006/bibliography"/>
+  </ds:schemaRefs>
+</ds:datastoreItem>
 </file>
 
-<file path=customXml/itemProps1.xml><?xml version="1.0" encoding="utf-8"?>
+<file path=customXml/itemProps4.xml><?xml version="1.0" encoding="utf-8"?>
 <ds:datastoreItem xmlns:ds="http://schemas.openxmlformats.org/officeDocument/2006/customXml" ds:itemID="{1934D20A-BA2A-4311-8449-030457D80377}">
   <ds:schemaRefs>
     <ds:schemaRef ds:uri="http://schemas.microsoft.com/office/2006/metadata/contentType"/>
@@ -6785,29 +6840,4 @@
     <ds:schemaRef ds:uri="http://schemas.microsoft.com/internal/obd"/>
   </ds:schemaRefs>
 </ds:datastoreItem>
-</file>
-
-<file path=customXml/itemProps2.xml><?xml version="1.0" encoding="utf-8"?>
-<ds:datastoreItem xmlns:ds="http://schemas.openxmlformats.org/officeDocument/2006/customXml" ds:itemID="{79EDFC7F-E73A-4641-AB05-0EAF77FB85CB}">
-  <ds:schemaRefs>
-    <ds:schemaRef ds:uri="http://schemas.openxmlformats.org/officeDocument/2006/bibliography"/>
-  </ds:schemaRefs>
-</ds:datastoreItem>
-</file>
-
-<file path=customXml/itemProps3.xml><?xml version="1.0" encoding="utf-8"?>
-<ds:datastoreItem xmlns:ds="http://schemas.openxmlformats.org/officeDocument/2006/customXml" ds:itemID="{672FB7B5-DBC2-43DE-98D9-E1693A2B312F}">
-  <ds:schemaRefs>
-    <ds:schemaRef ds:uri="http://schemas.microsoft.com/office/2006/metadata/properties"/>
-    <ds:schemaRef ds:uri="http://schemas.microsoft.com/office/infopath/2007/PartnerControls"/>
-  </ds:schemaRefs>
-</ds:datastoreItem>
-</file>
-
-<file path=customXml/itemProps4.xml><?xml version="1.0" encoding="utf-8"?>
-<ds:datastoreItem xmlns:ds="http://schemas.openxmlformats.org/officeDocument/2006/customXml" ds:itemID="{9E607EEA-1579-4534-A211-223D35B43271}">
-  <ds:schemaRefs>
-    <ds:schemaRef ds:uri="http://schemas.microsoft.com/sharepoint/v3/contenttype/forms"/>
-  </ds:schemaRefs>
-</ds:datastoreItem>
 </file>
--- a/JHS - A5.docx
+++ b/JHS - A5.docx
@@ -22,13 +22,13 @@
         <mc:AlternateContent>
           <mc:Choice Requires="wps">
             <w:drawing>
-              <wp:anchor distT="45720" distB="45720" distL="114300" distR="114300" simplePos="0" relativeHeight="251706368" behindDoc="0" locked="0" layoutInCell="1" allowOverlap="1" wp14:anchorId="549C9D26" wp14:editId="3860C631">
+              <wp:anchor distT="45720" distB="45720" distL="114300" distR="114300" simplePos="0" relativeHeight="251706368" behindDoc="0" locked="0" layoutInCell="1" allowOverlap="1" wp14:anchorId="549C9D26" wp14:editId="36D21900">
                 <wp:simplePos x="0" y="0"/>
                 <wp:positionH relativeFrom="margin">
-                  <wp:posOffset>3759144</wp:posOffset>
+                  <wp:posOffset>3758565</wp:posOffset>
                 </wp:positionH>
                 <wp:positionV relativeFrom="paragraph">
-                  <wp:posOffset>127635</wp:posOffset>
+                  <wp:posOffset>99060</wp:posOffset>
                 </wp:positionV>
                 <wp:extent cx="869315" cy="828675"/>
                 <wp:effectExtent l="0" t="0" r="6985" b="9525"/>
@@ -93,7 +93,7 @@
                 <v:stroke joinstyle="miter"/>
                 <v:path gradientshapeok="t" o:connecttype="rect"/>
               </v:shapetype>
-              <v:shape id="Text Box 2" o:spid="_x0000_s1026" type="#_x0000_t202" style="position:absolute;left:0;text-align:left;margin-left:296pt;margin-top:10.05pt;width:68.45pt;height:65.25pt;z-index:251706368;visibility:visible;mso-wrap-style:square;mso-width-percent:0;mso-height-percent:0;mso-wrap-distance-left:9pt;mso-wrap-distance-top:3.6pt;mso-wrap-distance-right:9pt;mso-wrap-distance-bottom:3.6pt;mso-position-horizontal:absolute;mso-position-horizontal-relative:margin;mso-position-vertical:absolute;mso-position-vertical-relative:text;mso-width-percent:0;mso-height-percent:0;mso-width-relative:margin;mso-height-relative:margin;v-text-anchor:top" o:gfxdata="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" filled="f" stroked="f">
+              <v:shape id="Text Box 2" o:spid="_x0000_s1026" type="#_x0000_t202" style="position:absolute;left:0;text-align:left;margin-left:295.95pt;margin-top:7.8pt;width:68.45pt;height:65.25pt;z-index:251706368;visibility:visible;mso-wrap-style:square;mso-width-percent:0;mso-height-percent:0;mso-wrap-distance-left:9pt;mso-wrap-distance-top:3.6pt;mso-wrap-distance-right:9pt;mso-wrap-distance-bottom:3.6pt;mso-position-horizontal:absolute;mso-position-horizontal-relative:margin;mso-position-vertical:absolute;mso-position-vertical-relative:text;mso-width-percent:0;mso-height-percent:0;mso-width-relative:margin;mso-height-relative:margin;v-text-anchor:top" o:gfxdata="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" filled="f" stroked="f">
                 <v:textbox inset="0,0,0,0">
                   <w:txbxContent>
                     <w:p>
@@ -6597,25 +6597,6 @@
 </file>
 
 <file path=customXml/item1.xml><?xml version="1.0" encoding="utf-8"?>
-<?mso-contentType ?>
-<FormTemplates xmlns="http://schemas.microsoft.com/sharepoint/v3/contenttype/forms">
-  <Display>DocumentLibraryForm</Display>
-  <Edit>DocumentLibraryForm</Edit>
-  <New>DocumentLibraryForm</New>
-</FormTemplates>
-</file>
-
-<file path=customXml/item2.xml><?xml version="1.0" encoding="utf-8"?>
-<p:properties xmlns:p="http://schemas.microsoft.com/office/2006/metadata/properties" xmlns:xsi="http://www.w3.org/2001/XMLSchema-instance" xmlns:pc="http://schemas.microsoft.com/office/infopath/2007/PartnerControls">
-  <documentManagement/>
-</p:properties>
-</file>
-
-<file path=customXml/item3.xml><?xml version="1.0" encoding="utf-8"?>
-<b:Sources xmlns:b="http://schemas.openxmlformats.org/officeDocument/2006/bibliography" xmlns="http://schemas.openxmlformats.org/officeDocument/2006/bibliography" SelectedStyle="\APASixthEditionOfficeOnline.xsl" StyleName="APA" Version="6"/>
-</file>
-
-<file path=customXml/item4.xml><?xml version="1.0" encoding="utf-8"?>
 <ct:contentTypeSchema xmlns:ct="http://schemas.microsoft.com/office/2006/metadata/contentType" xmlns:ma="http://schemas.microsoft.com/office/2006/metadata/properties/metaAttributes" ct:_="" ma:_="" ma:contentTypeName="Document" ma:contentTypeID="0x01010019B181300F721B4D9F3B95A3EE15143C" ma:contentTypeVersion="10" ma:contentTypeDescription="Create a new document." ma:contentTypeScope="" ma:versionID="bf2ca1b3bc24449cdd1a669432d4bb9e">
   <xsd:schema xmlns:xsd="http://www.w3.org/2001/XMLSchema" xmlns:xs="http://www.w3.org/2001/XMLSchema" xmlns:p="http://schemas.microsoft.com/office/2006/metadata/properties" xmlns:ns3="541f9672-3e94-4c26-a847-81d4d159bfa1" targetNamespace="http://schemas.microsoft.com/office/2006/metadata/properties" ma:root="true" ma:fieldsID="14a7babb77b443892259070c9ba030eb" ns3:_="">
     <xsd:import namespace="541f9672-3e94-4c26-a847-81d4d159bfa1"/>
@@ -6799,32 +6780,26 @@
 </ct:contentTypeSchema>
 </file>
 
-<file path=customXml/itemProps1.xml><?xml version="1.0" encoding="utf-8"?>
-<ds:datastoreItem xmlns:ds="http://schemas.openxmlformats.org/officeDocument/2006/customXml" ds:itemID="{9E607EEA-1579-4534-A211-223D35B43271}">
-  <ds:schemaRefs>
-    <ds:schemaRef ds:uri="http://schemas.microsoft.com/sharepoint/v3/contenttype/forms"/>
-  </ds:schemaRefs>
-</ds:datastoreItem>
+<file path=customXml/item2.xml><?xml version="1.0" encoding="utf-8"?>
+<b:Sources xmlns:b="http://schemas.openxmlformats.org/officeDocument/2006/bibliography" xmlns="http://schemas.openxmlformats.org/officeDocument/2006/bibliography" SelectedStyle="\APASixthEditionOfficeOnline.xsl" StyleName="APA" Version="6"/>
 </file>
 
-<file path=customXml/itemProps2.xml><?xml version="1.0" encoding="utf-8"?>
-<ds:datastoreItem xmlns:ds="http://schemas.openxmlformats.org/officeDocument/2006/customXml" ds:itemID="{672FB7B5-DBC2-43DE-98D9-E1693A2B312F}">
-  <ds:schemaRefs>
-    <ds:schemaRef ds:uri="http://schemas.microsoft.com/office/2006/metadata/properties"/>
-    <ds:schemaRef ds:uri="http://schemas.microsoft.com/office/infopath/2007/PartnerControls"/>
-  </ds:schemaRefs>
-</ds:datastoreItem>
+<file path=customXml/item3.xml><?xml version="1.0" encoding="utf-8"?>
+<p:properties xmlns:p="http://schemas.microsoft.com/office/2006/metadata/properties" xmlns:xsi="http://www.w3.org/2001/XMLSchema-instance" xmlns:pc="http://schemas.microsoft.com/office/infopath/2007/PartnerControls">
+  <documentManagement/>
+</p:properties>
 </file>
 
-<file path=customXml/itemProps3.xml><?xml version="1.0" encoding="utf-8"?>
-<ds:datastoreItem xmlns:ds="http://schemas.openxmlformats.org/officeDocument/2006/customXml" ds:itemID="{79EDFC7F-E73A-4641-AB05-0EAF77FB85CB}">
-  <ds:schemaRefs>
-    <ds:schemaRef ds:uri="http://schemas.openxmlformats.org/officeDocument/2006/bibliography"/>
-  </ds:schemaRefs>
-</ds:datastoreItem>
+<file path=customXml/item4.xml><?xml version="1.0" encoding="utf-8"?>
+<?mso-contentType ?>
+<FormTemplates xmlns="http://schemas.microsoft.com/sharepoint/v3/contenttype/forms">
+  <Display>DocumentLibraryForm</Display>
+  <Edit>DocumentLibraryForm</Edit>
+  <New>DocumentLibraryForm</New>
+</FormTemplates>
 </file>
 
-<file path=customXml/itemProps4.xml><?xml version="1.0" encoding="utf-8"?>
+<file path=customXml/itemProps1.xml><?xml version="1.0" encoding="utf-8"?>
 <ds:datastoreItem xmlns:ds="http://schemas.openxmlformats.org/officeDocument/2006/customXml" ds:itemID="{1934D20A-BA2A-4311-8449-030457D80377}">
   <ds:schemaRefs>
     <ds:schemaRef ds:uri="http://schemas.microsoft.com/office/2006/metadata/contentType"/>
@@ -6840,4 +6815,29 @@
     <ds:schemaRef ds:uri="http://schemas.microsoft.com/internal/obd"/>
   </ds:schemaRefs>
 </ds:datastoreItem>
+</file>
+
+<file path=customXml/itemProps2.xml><?xml version="1.0" encoding="utf-8"?>
+<ds:datastoreItem xmlns:ds="http://schemas.openxmlformats.org/officeDocument/2006/customXml" ds:itemID="{79EDFC7F-E73A-4641-AB05-0EAF77FB85CB}">
+  <ds:schemaRefs>
+    <ds:schemaRef ds:uri="http://schemas.openxmlformats.org/officeDocument/2006/bibliography"/>
+  </ds:schemaRefs>
+</ds:datastoreItem>
+</file>
+
+<file path=customXml/itemProps3.xml><?xml version="1.0" encoding="utf-8"?>
+<ds:datastoreItem xmlns:ds="http://schemas.openxmlformats.org/officeDocument/2006/customXml" ds:itemID="{672FB7B5-DBC2-43DE-98D9-E1693A2B312F}">
+  <ds:schemaRefs>
+    <ds:schemaRef ds:uri="http://schemas.microsoft.com/office/2006/metadata/properties"/>
+    <ds:schemaRef ds:uri="http://schemas.microsoft.com/office/infopath/2007/PartnerControls"/>
+  </ds:schemaRefs>
+</ds:datastoreItem>
+</file>
+
+<file path=customXml/itemProps4.xml><?xml version="1.0" encoding="utf-8"?>
+<ds:datastoreItem xmlns:ds="http://schemas.openxmlformats.org/officeDocument/2006/customXml" ds:itemID="{9E607EEA-1579-4534-A211-223D35B43271}">
+  <ds:schemaRefs>
+    <ds:schemaRef ds:uri="http://schemas.microsoft.com/sharepoint/v3/contenttype/forms"/>
+  </ds:schemaRefs>
+</ds:datastoreItem>
 </file>
--- a/JHS - A5.docx
+++ b/JHS - A5.docx
@@ -17,12 +17,73 @@
           <w:rFonts w:ascii="Aptos Slab" w:hAnsi="Aptos Slab" w:cs="Times New Roman"/>
           <w:noProof/>
           <w:sz w:val="16"/>
+          <w:szCs w:val="16"/>
+        </w:rPr>
+        <w:drawing>
+          <wp:anchor distT="0" distB="0" distL="114300" distR="114300" simplePos="0" relativeHeight="251714560" behindDoc="0" locked="0" layoutInCell="1" allowOverlap="1" wp14:anchorId="61EA4582" wp14:editId="02582CAF">
+            <wp:simplePos x="0" y="0"/>
+            <wp:positionH relativeFrom="column">
+              <wp:posOffset>211455</wp:posOffset>
+            </wp:positionH>
+            <wp:positionV relativeFrom="paragraph">
+              <wp:posOffset>106373</wp:posOffset>
+            </wp:positionV>
+            <wp:extent cx="822960" cy="808990"/>
+            <wp:effectExtent l="0" t="0" r="0" b="0"/>
+            <wp:wrapNone/>
+            <wp:docPr id="1651585841" name="Picture 1" descr="A logo of a university&#10;&#10;Description automatically generated"/>
+            <wp:cNvGraphicFramePr>
+              <a:graphicFrameLocks xmlns:a="http://schemas.openxmlformats.org/drawingml/2006/main" noChangeAspect="1"/>
+            </wp:cNvGraphicFramePr>
+            <a:graphic xmlns:a="http://schemas.openxmlformats.org/drawingml/2006/main">
+              <a:graphicData uri="http://schemas.openxmlformats.org/drawingml/2006/picture">
+                <pic:pic xmlns:pic="http://schemas.openxmlformats.org/drawingml/2006/picture">
+                  <pic:nvPicPr>
+                    <pic:cNvPr id="1651585841" name="Picture 1" descr="A logo of a university&#10;&#10;Description automatically generated"/>
+                    <pic:cNvPicPr>
+                      <a:picLocks noChangeAspect="1"/>
+                    </pic:cNvPicPr>
+                  </pic:nvPicPr>
+                  <pic:blipFill rotWithShape="1">
+                    <a:blip r:embed="rId8" cstate="print"/>
+                    <a:srcRect l="2219" t="1982" r="2089" b="2132"/>
+                    <a:stretch/>
+                  </pic:blipFill>
+                  <pic:spPr bwMode="auto">
+                    <a:xfrm>
+                      <a:off x="0" y="0"/>
+                      <a:ext cx="822960" cy="808990"/>
+                    </a:xfrm>
+                    <a:prstGeom prst="rect">
+                      <a:avLst/>
+                    </a:prstGeom>
+                    <a:ln>
+                      <a:noFill/>
+                    </a:ln>
+                  </pic:spPr>
+                </pic:pic>
+              </a:graphicData>
+            </a:graphic>
+            <wp14:sizeRelH relativeFrom="margin">
+              <wp14:pctWidth>0</wp14:pctWidth>
+            </wp14:sizeRelH>
+            <wp14:sizeRelV relativeFrom="margin">
+              <wp14:pctHeight>0</wp14:pctHeight>
+            </wp14:sizeRelV>
+          </wp:anchor>
+        </w:drawing>
+      </w:r>
+      <w:r>
+        <w:rPr>
+          <w:rFonts w:ascii="Aptos Slab" w:hAnsi="Aptos Slab" w:cs="Times New Roman"/>
+          <w:noProof/>
+          <w:sz w:val="16"/>
           <w:szCs w:val="20"/>
         </w:rPr>
         <mc:AlternateContent>
           <mc:Choice Requires="wps">
             <w:drawing>
-              <wp:anchor distT="45720" distB="45720" distL="114300" distR="114300" simplePos="0" relativeHeight="251706368" behindDoc="0" locked="0" layoutInCell="1" allowOverlap="1" wp14:anchorId="549C9D26" wp14:editId="36D21900">
+              <wp:anchor distT="45720" distB="45720" distL="114300" distR="114300" simplePos="0" relativeHeight="251706368" behindDoc="0" locked="0" layoutInCell="1" allowOverlap="1" wp14:anchorId="549C9D26" wp14:editId="70C25F8B">
                 <wp:simplePos x="0" y="0"/>
                 <wp:positionH relativeFrom="margin">
                   <wp:posOffset>3758565</wp:posOffset>
@@ -112,67 +173,6 @@
             </w:pict>
           </mc:Fallback>
         </mc:AlternateContent>
-      </w:r>
-      <w:r>
-        <w:rPr>
-          <w:rFonts w:ascii="Aptos Slab" w:hAnsi="Aptos Slab" w:cs="Times New Roman"/>
-          <w:noProof/>
-          <w:sz w:val="16"/>
-          <w:szCs w:val="16"/>
-        </w:rPr>
-        <w:drawing>
-          <wp:anchor distT="0" distB="0" distL="114300" distR="114300" simplePos="0" relativeHeight="251714560" behindDoc="0" locked="0" layoutInCell="1" allowOverlap="1" wp14:anchorId="61EA4582" wp14:editId="43450AD2">
-            <wp:simplePos x="0" y="0"/>
-            <wp:positionH relativeFrom="column">
-              <wp:posOffset>211958</wp:posOffset>
-            </wp:positionH>
-            <wp:positionV relativeFrom="paragraph">
-              <wp:posOffset>98704</wp:posOffset>
-            </wp:positionV>
-            <wp:extent cx="836676" cy="822960"/>
-            <wp:effectExtent l="0" t="0" r="1905" b="0"/>
-            <wp:wrapNone/>
-            <wp:docPr id="1651585841" name="Picture 1" descr="A logo of a university&#10;&#10;Description automatically generated"/>
-            <wp:cNvGraphicFramePr>
-              <a:graphicFrameLocks xmlns:a="http://schemas.openxmlformats.org/drawingml/2006/main" noChangeAspect="1"/>
-            </wp:cNvGraphicFramePr>
-            <a:graphic xmlns:a="http://schemas.openxmlformats.org/drawingml/2006/main">
-              <a:graphicData uri="http://schemas.openxmlformats.org/drawingml/2006/picture">
-                <pic:pic xmlns:pic="http://schemas.openxmlformats.org/drawingml/2006/picture">
-                  <pic:nvPicPr>
-                    <pic:cNvPr id="1651585841" name="Picture 1" descr="A logo of a university&#10;&#10;Description automatically generated"/>
-                    <pic:cNvPicPr>
-                      <a:picLocks noChangeAspect="1"/>
-                    </pic:cNvPicPr>
-                  </pic:nvPicPr>
-                  <pic:blipFill rotWithShape="1">
-                    <a:blip r:embed="rId8" cstate="print"/>
-                    <a:srcRect l="2219" t="1982" r="2089" b="2132"/>
-                    <a:stretch/>
-                  </pic:blipFill>
-                  <pic:spPr bwMode="auto">
-                    <a:xfrm>
-                      <a:off x="0" y="0"/>
-                      <a:ext cx="836676" cy="822960"/>
-                    </a:xfrm>
-                    <a:prstGeom prst="rect">
-                      <a:avLst/>
-                    </a:prstGeom>
-                    <a:ln>
-                      <a:noFill/>
-                    </a:ln>
-                  </pic:spPr>
-                </pic:pic>
-              </a:graphicData>
-            </a:graphic>
-            <wp14:sizeRelH relativeFrom="margin">
-              <wp14:pctWidth>0</wp14:pctWidth>
-            </wp14:sizeRelH>
-            <wp14:sizeRelV relativeFrom="margin">
-              <wp14:pctHeight>0</wp14:pctHeight>
-            </wp14:sizeRelV>
-          </wp:anchor>
-        </w:drawing>
       </w:r>
       <w:r>
         <w:rPr>
@@ -6597,6 +6597,16 @@
 </file>
 
 <file path=customXml/item1.xml><?xml version="1.0" encoding="utf-8"?>
+<p:properties xmlns:p="http://schemas.microsoft.com/office/2006/metadata/properties" xmlns:xsi="http://www.w3.org/2001/XMLSchema-instance" xmlns:pc="http://schemas.microsoft.com/office/infopath/2007/PartnerControls">
+  <documentManagement/>
+</p:properties>
+</file>
+
+<file path=customXml/item2.xml><?xml version="1.0" encoding="utf-8"?>
+<b:Sources xmlns:b="http://schemas.openxmlformats.org/officeDocument/2006/bibliography" xmlns="http://schemas.openxmlformats.org/officeDocument/2006/bibliography" SelectedStyle="\APASixthEditionOfficeOnline.xsl" StyleName="APA" Version="6"/>
+</file>
+
+<file path=customXml/item3.xml><?xml version="1.0" encoding="utf-8"?>
 <ct:contentTypeSchema xmlns:ct="http://schemas.microsoft.com/office/2006/metadata/contentType" xmlns:ma="http://schemas.microsoft.com/office/2006/metadata/properties/metaAttributes" ct:_="" ma:_="" ma:contentTypeName="Document" ma:contentTypeID="0x01010019B181300F721B4D9F3B95A3EE15143C" ma:contentTypeVersion="10" ma:contentTypeDescription="Create a new document." ma:contentTypeScope="" ma:versionID="bf2ca1b3bc24449cdd1a669432d4bb9e">
   <xsd:schema xmlns:xsd="http://www.w3.org/2001/XMLSchema" xmlns:xs="http://www.w3.org/2001/XMLSchema" xmlns:p="http://schemas.microsoft.com/office/2006/metadata/properties" xmlns:ns3="541f9672-3e94-4c26-a847-81d4d159bfa1" targetNamespace="http://schemas.microsoft.com/office/2006/metadata/properties" ma:root="true" ma:fieldsID="14a7babb77b443892259070c9ba030eb" ns3:_="">
     <xsd:import namespace="541f9672-3e94-4c26-a847-81d4d159bfa1"/>
@@ -6780,16 +6790,6 @@
 </ct:contentTypeSchema>
 </file>
 
-<file path=customXml/item2.xml><?xml version="1.0" encoding="utf-8"?>
-<b:Sources xmlns:b="http://schemas.openxmlformats.org/officeDocument/2006/bibliography" xmlns="http://schemas.openxmlformats.org/officeDocument/2006/bibliography" SelectedStyle="\APASixthEditionOfficeOnline.xsl" StyleName="APA" Version="6"/>
-</file>
-
-<file path=customXml/item3.xml><?xml version="1.0" encoding="utf-8"?>
-<p:properties xmlns:p="http://schemas.microsoft.com/office/2006/metadata/properties" xmlns:xsi="http://www.w3.org/2001/XMLSchema-instance" xmlns:pc="http://schemas.microsoft.com/office/infopath/2007/PartnerControls">
-  <documentManagement/>
-</p:properties>
-</file>
-
 <file path=customXml/item4.xml><?xml version="1.0" encoding="utf-8"?>
 <?mso-contentType ?>
 <FormTemplates xmlns="http://schemas.microsoft.com/sharepoint/v3/contenttype/forms">
@@ -6800,6 +6800,23 @@
 </file>
 
 <file path=customXml/itemProps1.xml><?xml version="1.0" encoding="utf-8"?>
+<ds:datastoreItem xmlns:ds="http://schemas.openxmlformats.org/officeDocument/2006/customXml" ds:itemID="{672FB7B5-DBC2-43DE-98D9-E1693A2B312F}">
+  <ds:schemaRefs>
+    <ds:schemaRef ds:uri="http://schemas.microsoft.com/office/2006/metadata/properties"/>
+    <ds:schemaRef ds:uri="http://schemas.microsoft.com/office/infopath/2007/PartnerControls"/>
+  </ds:schemaRefs>
+</ds:datastoreItem>
+</file>
+
+<file path=customXml/itemProps2.xml><?xml version="1.0" encoding="utf-8"?>
+<ds:datastoreItem xmlns:ds="http://schemas.openxmlformats.org/officeDocument/2006/customXml" ds:itemID="{79EDFC7F-E73A-4641-AB05-0EAF77FB85CB}">
+  <ds:schemaRefs>
+    <ds:schemaRef ds:uri="http://schemas.openxmlformats.org/officeDocument/2006/bibliography"/>
+  </ds:schemaRefs>
+</ds:datastoreItem>
+</file>
+
+<file path=customXml/itemProps3.xml><?xml version="1.0" encoding="utf-8"?>
 <ds:datastoreItem xmlns:ds="http://schemas.openxmlformats.org/officeDocument/2006/customXml" ds:itemID="{1934D20A-BA2A-4311-8449-030457D80377}">
   <ds:schemaRefs>
     <ds:schemaRef ds:uri="http://schemas.microsoft.com/office/2006/metadata/contentType"/>
@@ -6817,23 +6834,6 @@
 </ds:datastoreItem>
 </file>
 
-<file path=customXml/itemProps2.xml><?xml version="1.0" encoding="utf-8"?>
-<ds:datastoreItem xmlns:ds="http://schemas.openxmlformats.org/officeDocument/2006/customXml" ds:itemID="{79EDFC7F-E73A-4641-AB05-0EAF77FB85CB}">
-  <ds:schemaRefs>
-    <ds:schemaRef ds:uri="http://schemas.openxmlformats.org/officeDocument/2006/bibliography"/>
-  </ds:schemaRefs>
-</ds:datastoreItem>
-</file>
-
-<file path=customXml/itemProps3.xml><?xml version="1.0" encoding="utf-8"?>
-<ds:datastoreItem xmlns:ds="http://schemas.openxmlformats.org/officeDocument/2006/customXml" ds:itemID="{672FB7B5-DBC2-43DE-98D9-E1693A2B312F}">
-  <ds:schemaRefs>
-    <ds:schemaRef ds:uri="http://schemas.microsoft.com/office/2006/metadata/properties"/>
-    <ds:schemaRef ds:uri="http://schemas.microsoft.com/office/infopath/2007/PartnerControls"/>
-  </ds:schemaRefs>
-</ds:datastoreItem>
-</file>
-
 <file path=customXml/itemProps4.xml><?xml version="1.0" encoding="utf-8"?>
 <ds:datastoreItem xmlns:ds="http://schemas.openxmlformats.org/officeDocument/2006/customXml" ds:itemID="{9E607EEA-1579-4534-A211-223D35B43271}">
   <ds:schemaRefs>

--- a/JHS - A5.docx
+++ b/JHS - A5.docx
@@ -9,70 +9,9 @@
         <w:rPr>
           <w:rFonts w:ascii="Aptos Slab" w:hAnsi="Aptos Slab" w:cs="Times New Roman"/>
           <w:sz w:val="16"/>
-          <w:szCs w:val="20"/>
+          <w:szCs w:val="16"/>
         </w:rPr>
       </w:pPr>
-      <w:r>
-        <w:rPr>
-          <w:rFonts w:ascii="Aptos Slab" w:hAnsi="Aptos Slab" w:cs="Times New Roman"/>
-          <w:noProof/>
-          <w:sz w:val="16"/>
-          <w:szCs w:val="16"/>
-        </w:rPr>
-        <w:drawing>
-          <wp:anchor distT="0" distB="0" distL="114300" distR="114300" simplePos="0" relativeHeight="251714560" behindDoc="0" locked="0" layoutInCell="1" allowOverlap="1" wp14:anchorId="61EA4582" wp14:editId="02582CAF">
-            <wp:simplePos x="0" y="0"/>
-            <wp:positionH relativeFrom="column">
-              <wp:posOffset>211455</wp:posOffset>
-            </wp:positionH>
-            <wp:positionV relativeFrom="paragraph">
-              <wp:posOffset>106373</wp:posOffset>
-            </wp:positionV>
-            <wp:extent cx="822960" cy="808990"/>
-            <wp:effectExtent l="0" t="0" r="0" b="0"/>
-            <wp:wrapNone/>
-            <wp:docPr id="1651585841" name="Picture 1" descr="A logo of a university&#10;&#10;Description automatically generated"/>
-            <wp:cNvGraphicFramePr>
-              <a:graphicFrameLocks xmlns:a="http://schemas.openxmlformats.org/drawingml/2006/main" noChangeAspect="1"/>
-            </wp:cNvGraphicFramePr>
-            <a:graphic xmlns:a="http://schemas.openxmlformats.org/drawingml/2006/main">
-              <a:graphicData uri="http://schemas.openxmlformats.org/drawingml/2006/picture">
-                <pic:pic xmlns:pic="http://schemas.openxmlformats.org/drawingml/2006/picture">
-                  <pic:nvPicPr>
-                    <pic:cNvPr id="1651585841" name="Picture 1" descr="A logo of a university&#10;&#10;Description automatically generated"/>
-                    <pic:cNvPicPr>
-                      <a:picLocks noChangeAspect="1"/>
-                    </pic:cNvPicPr>
-                  </pic:nvPicPr>
-                  <pic:blipFill rotWithShape="1">
-                    <a:blip r:embed="rId8" cstate="print"/>
-                    <a:srcRect l="2219" t="1982" r="2089" b="2132"/>
-                    <a:stretch/>
-                  </pic:blipFill>
-                  <pic:spPr bwMode="auto">
-                    <a:xfrm>
-                      <a:off x="0" y="0"/>
-                      <a:ext cx="822960" cy="808990"/>
-                    </a:xfrm>
-                    <a:prstGeom prst="rect">
-                      <a:avLst/>
-                    </a:prstGeom>
-                    <a:ln>
-                      <a:noFill/>
-                    </a:ln>
-                  </pic:spPr>
-                </pic:pic>
-              </a:graphicData>
-            </a:graphic>
-            <wp14:sizeRelH relativeFrom="margin">
-              <wp14:pctWidth>0</wp14:pctWidth>
-            </wp14:sizeRelH>
-            <wp14:sizeRelV relativeFrom="margin">
-              <wp14:pctHeight>0</wp14:pctHeight>
-            </wp14:sizeRelV>
-          </wp:anchor>
-        </w:drawing>
-      </w:r>
       <w:r>
         <w:rPr>
           <w:rFonts w:ascii="Aptos Slab" w:hAnsi="Aptos Slab" w:cs="Times New Roman"/>
@@ -83,13 +22,13 @@
         <mc:AlternateContent>
           <mc:Choice Requires="wps">
             <w:drawing>
-              <wp:anchor distT="45720" distB="45720" distL="114300" distR="114300" simplePos="0" relativeHeight="251706368" behindDoc="0" locked="0" layoutInCell="1" allowOverlap="1" wp14:anchorId="549C9D26" wp14:editId="70C25F8B">
+              <wp:anchor distT="45720" distB="45720" distL="114300" distR="114300" simplePos="0" relativeHeight="251706368" behindDoc="0" locked="0" layoutInCell="1" allowOverlap="1" wp14:anchorId="549C9D26" wp14:editId="2914E9B3">
                 <wp:simplePos x="0" y="0"/>
                 <wp:positionH relativeFrom="margin">
                   <wp:posOffset>3758565</wp:posOffset>
                 </wp:positionH>
                 <wp:positionV relativeFrom="paragraph">
-                  <wp:posOffset>99060</wp:posOffset>
+                  <wp:posOffset>127635</wp:posOffset>
                 </wp:positionV>
                 <wp:extent cx="869315" cy="828675"/>
                 <wp:effectExtent l="0" t="0" r="6985" b="9525"/>
@@ -154,7 +93,7 @@
                 <v:stroke joinstyle="miter"/>
                 <v:path gradientshapeok="t" o:connecttype="rect"/>
               </v:shapetype>
-              <v:shape id="Text Box 2" o:spid="_x0000_s1026" type="#_x0000_t202" style="position:absolute;left:0;text-align:left;margin-left:295.95pt;margin-top:7.8pt;width:68.45pt;height:65.25pt;z-index:251706368;visibility:visible;mso-wrap-style:square;mso-width-percent:0;mso-height-percent:0;mso-wrap-distance-left:9pt;mso-wrap-distance-top:3.6pt;mso-wrap-distance-right:9pt;mso-wrap-distance-bottom:3.6pt;mso-position-horizontal:absolute;mso-position-horizontal-relative:margin;mso-position-vertical:absolute;mso-position-vertical-relative:text;mso-width-percent:0;mso-height-percent:0;mso-width-relative:margin;mso-height-relative:margin;v-text-anchor:top" o:gfxdata="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" filled="f" stroked="f">
+              <v:shape id="Text Box 2" o:spid="_x0000_s1026" type="#_x0000_t202" style="position:absolute;left:0;text-align:left;margin-left:295.95pt;margin-top:10.05pt;width:68.45pt;height:65.25pt;z-index:251706368;visibility:visible;mso-wrap-style:square;mso-width-percent:0;mso-height-percent:0;mso-wrap-distance-left:9pt;mso-wrap-distance-top:3.6pt;mso-wrap-distance-right:9pt;mso-wrap-distance-bottom:3.6pt;mso-position-horizontal:absolute;mso-position-horizontal-relative:margin;mso-position-vertical:absolute;mso-position-vertical-relative:text;mso-width-percent:0;mso-height-percent:0;mso-width-relative:margin;mso-height-relative:margin;v-text-anchor:top" o:gfxdata="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" filled="f" stroked="f">
                 <v:textbox inset="0,0,0,0">
                   <w:txbxContent>
                     <w:p>
@@ -177,36 +116,90 @@
       <w:r>
         <w:rPr>
           <w:rFonts w:ascii="Aptos Slab" w:hAnsi="Aptos Slab" w:cs="Times New Roman"/>
+          <w:noProof/>
           <w:sz w:val="16"/>
           <w:szCs w:val="16"/>
         </w:rPr>
-        <w:t>{#</w:t>
-      </w:r>
-      <w:proofErr w:type="gramStart"/>
+        <w:drawing>
+          <wp:anchor distT="0" distB="0" distL="114300" distR="114300" simplePos="0" relativeHeight="251714560" behindDoc="0" locked="0" layoutInCell="1" allowOverlap="1" wp14:anchorId="61EA4582" wp14:editId="34C9497C">
+            <wp:simplePos x="0" y="0"/>
+            <wp:positionH relativeFrom="column">
+              <wp:posOffset>211455</wp:posOffset>
+            </wp:positionH>
+            <wp:positionV relativeFrom="paragraph">
+              <wp:posOffset>134620</wp:posOffset>
+            </wp:positionV>
+            <wp:extent cx="822960" cy="808990"/>
+            <wp:effectExtent l="0" t="0" r="0" b="0"/>
+            <wp:wrapNone/>
+            <wp:docPr id="1651585841" name="Picture 1" descr="A logo of a university&#10;&#10;Description automatically generated"/>
+            <wp:cNvGraphicFramePr>
+              <a:graphicFrameLocks xmlns:a="http://schemas.openxmlformats.org/drawingml/2006/main" noChangeAspect="1"/>
+            </wp:cNvGraphicFramePr>
+            <a:graphic xmlns:a="http://schemas.openxmlformats.org/drawingml/2006/main">
+              <a:graphicData uri="http://schemas.openxmlformats.org/drawingml/2006/picture">
+                <pic:pic xmlns:pic="http://schemas.openxmlformats.org/drawingml/2006/picture">
+                  <pic:nvPicPr>
+                    <pic:cNvPr id="1651585841" name="Picture 1" descr="A logo of a university&#10;&#10;Description automatically generated"/>
+                    <pic:cNvPicPr>
+                      <a:picLocks noChangeAspect="1"/>
+                    </pic:cNvPicPr>
+                  </pic:nvPicPr>
+                  <pic:blipFill rotWithShape="1">
+                    <a:blip r:embed="rId8" cstate="print"/>
+                    <a:srcRect l="2219" t="1982" r="2089" b="2132"/>
+                    <a:stretch/>
+                  </pic:blipFill>
+                  <pic:spPr bwMode="auto">
+                    <a:xfrm>
+                      <a:off x="0" y="0"/>
+                      <a:ext cx="822960" cy="808990"/>
+                    </a:xfrm>
+                    <a:prstGeom prst="rect">
+                      <a:avLst/>
+                    </a:prstGeom>
+                    <a:ln>
+                      <a:noFill/>
+                    </a:ln>
+                  </pic:spPr>
+                </pic:pic>
+              </a:graphicData>
+            </a:graphic>
+            <wp14:sizeRelH relativeFrom="margin">
+              <wp14:pctWidth>0</wp14:pctWidth>
+            </wp14:sizeRelH>
+            <wp14:sizeRelV relativeFrom="margin">
+              <wp14:pctHeight>0</wp14:pctHeight>
+            </wp14:sizeRelV>
+          </wp:anchor>
+        </w:drawing>
+      </w:r>
       <w:r>
         <w:rPr>
           <w:rFonts w:ascii="Aptos Slab" w:hAnsi="Aptos Slab" w:cs="Times New Roman"/>
           <w:sz w:val="16"/>
           <w:szCs w:val="16"/>
         </w:rPr>
-        <w:t>students}</w:t>
-      </w:r>
-      <w:r>
+        <w:t>{#students}</w:t>
+      </w:r>
+    </w:p>
+    <w:p>
+      <w:pPr>
+        <w:spacing w:after="0"/>
+        <w:jc w:val="center"/>
         <w:rPr>
           <w:rFonts w:ascii="Aptos Slab" w:hAnsi="Aptos Slab" w:cs="Times New Roman"/>
           <w:sz w:val="16"/>
           <w:szCs w:val="20"/>
         </w:rPr>
-        <w:t>Republic</w:t>
-      </w:r>
-      <w:proofErr w:type="gramEnd"/>
+      </w:pPr>
       <w:r>
         <w:rPr>
           <w:rFonts w:ascii="Aptos Slab" w:hAnsi="Aptos Slab" w:cs="Times New Roman"/>
           <w:sz w:val="16"/>
           <w:szCs w:val="20"/>
         </w:rPr>
-        <w:t xml:space="preserve"> of the Philippines</w:t>
+        <w:t>Republic of the Philippines</w:t>
       </w:r>
     </w:p>
     <w:p>
@@ -3142,6 +3135,7 @@
                 <w:sz w:val="16"/>
                 <w:szCs w:val="20"/>
               </w:rPr>
+              <w:lastRenderedPageBreak/>
               <w:t>0 – 64</w:t>
             </w:r>
           </w:p>
@@ -3216,7 +3210,6 @@
           <w:szCs w:val="14"/>
           <w:u w:val="single"/>
         </w:rPr>
-        <w:lastRenderedPageBreak/>
         <w:t>{</w:t>
       </w:r>
       <w:r>
@@ -5792,7 +5785,6 @@
                 <w:sz w:val="18"/>
                 <w:szCs w:val="20"/>
               </w:rPr>
-              <w:lastRenderedPageBreak/>
               <w:t>School Head</w:t>
             </w:r>
           </w:p>
@@ -6597,16 +6589,25 @@
 </file>
 
 <file path=customXml/item1.xml><?xml version="1.0" encoding="utf-8"?>
+<b:Sources xmlns:b="http://schemas.openxmlformats.org/officeDocument/2006/bibliography" xmlns="http://schemas.openxmlformats.org/officeDocument/2006/bibliography" SelectedStyle="\APASixthEditionOfficeOnline.xsl" StyleName="APA" Version="6"/>
+</file>
+
+<file path=customXml/item2.xml><?xml version="1.0" encoding="utf-8"?>
 <p:properties xmlns:p="http://schemas.microsoft.com/office/2006/metadata/properties" xmlns:xsi="http://www.w3.org/2001/XMLSchema-instance" xmlns:pc="http://schemas.microsoft.com/office/infopath/2007/PartnerControls">
   <documentManagement/>
 </p:properties>
 </file>
 
-<file path=customXml/item2.xml><?xml version="1.0" encoding="utf-8"?>
-<b:Sources xmlns:b="http://schemas.openxmlformats.org/officeDocument/2006/bibliography" xmlns="http://schemas.openxmlformats.org/officeDocument/2006/bibliography" SelectedStyle="\APASixthEditionOfficeOnline.xsl" StyleName="APA" Version="6"/>
+<file path=customXml/item3.xml><?xml version="1.0" encoding="utf-8"?>
+<?mso-contentType ?>
+<FormTemplates xmlns="http://schemas.microsoft.com/sharepoint/v3/contenttype/forms">
+  <Display>DocumentLibraryForm</Display>
+  <Edit>DocumentLibraryForm</Edit>
+  <New>DocumentLibraryForm</New>
+</FormTemplates>
 </file>
 
-<file path=customXml/item3.xml><?xml version="1.0" encoding="utf-8"?>
+<file path=customXml/item4.xml><?xml version="1.0" encoding="utf-8"?>
 <ct:contentTypeSchema xmlns:ct="http://schemas.microsoft.com/office/2006/metadata/contentType" xmlns:ma="http://schemas.microsoft.com/office/2006/metadata/properties/metaAttributes" ct:_="" ma:_="" ma:contentTypeName="Document" ma:contentTypeID="0x01010019B181300F721B4D9F3B95A3EE15143C" ma:contentTypeVersion="10" ma:contentTypeDescription="Create a new document." ma:contentTypeScope="" ma:versionID="bf2ca1b3bc24449cdd1a669432d4bb9e">
   <xsd:schema xmlns:xsd="http://www.w3.org/2001/XMLSchema" xmlns:xs="http://www.w3.org/2001/XMLSchema" xmlns:p="http://schemas.microsoft.com/office/2006/metadata/properties" xmlns:ns3="541f9672-3e94-4c26-a847-81d4d159bfa1" targetNamespace="http://schemas.microsoft.com/office/2006/metadata/properties" ma:root="true" ma:fieldsID="14a7babb77b443892259070c9ba030eb" ns3:_="">
     <xsd:import namespace="541f9672-3e94-4c26-a847-81d4d159bfa1"/>
@@ -6790,16 +6791,15 @@
 </ct:contentTypeSchema>
 </file>
 
-<file path=customXml/item4.xml><?xml version="1.0" encoding="utf-8"?>
-<?mso-contentType ?>
-<FormTemplates xmlns="http://schemas.microsoft.com/sharepoint/v3/contenttype/forms">
-  <Display>DocumentLibraryForm</Display>
-  <Edit>DocumentLibraryForm</Edit>
-  <New>DocumentLibraryForm</New>
-</FormTemplates>
+<file path=customXml/itemProps1.xml><?xml version="1.0" encoding="utf-8"?>
+<ds:datastoreItem xmlns:ds="http://schemas.openxmlformats.org/officeDocument/2006/customXml" ds:itemID="{79EDFC7F-E73A-4641-AB05-0EAF77FB85CB}">
+  <ds:schemaRefs>
+    <ds:schemaRef ds:uri="http://schemas.openxmlformats.org/officeDocument/2006/bibliography"/>
+  </ds:schemaRefs>
+</ds:datastoreItem>
 </file>
 
-<file path=customXml/itemProps1.xml><?xml version="1.0" encoding="utf-8"?>
+<file path=customXml/itemProps2.xml><?xml version="1.0" encoding="utf-8"?>
 <ds:datastoreItem xmlns:ds="http://schemas.openxmlformats.org/officeDocument/2006/customXml" ds:itemID="{672FB7B5-DBC2-43DE-98D9-E1693A2B312F}">
   <ds:schemaRefs>
     <ds:schemaRef ds:uri="http://schemas.microsoft.com/office/2006/metadata/properties"/>
@@ -6808,15 +6808,15 @@
 </ds:datastoreItem>
 </file>
 
-<file path=customXml/itemProps2.xml><?xml version="1.0" encoding="utf-8"?>
-<ds:datastoreItem xmlns:ds="http://schemas.openxmlformats.org/officeDocument/2006/customXml" ds:itemID="{79EDFC7F-E73A-4641-AB05-0EAF77FB85CB}">
+<file path=customXml/itemProps3.xml><?xml version="1.0" encoding="utf-8"?>
+<ds:datastoreItem xmlns:ds="http://schemas.openxmlformats.org/officeDocument/2006/customXml" ds:itemID="{9E607EEA-1579-4534-A211-223D35B43271}">
   <ds:schemaRefs>
-    <ds:schemaRef ds:uri="http://schemas.openxmlformats.org/officeDocument/2006/bibliography"/>
+    <ds:schemaRef ds:uri="http://schemas.microsoft.com/sharepoint/v3/contenttype/forms"/>
   </ds:schemaRefs>
 </ds:datastoreItem>
 </file>
 
-<file path=customXml/itemProps3.xml><?xml version="1.0" encoding="utf-8"?>
+<file path=customXml/itemProps4.xml><?xml version="1.0" encoding="utf-8"?>
 <ds:datastoreItem xmlns:ds="http://schemas.openxmlformats.org/officeDocument/2006/customXml" ds:itemID="{1934D20A-BA2A-4311-8449-030457D80377}">
   <ds:schemaRefs>
     <ds:schemaRef ds:uri="http://schemas.microsoft.com/office/2006/metadata/contentType"/>
@@ -6832,12 +6832,4 @@
     <ds:schemaRef ds:uri="http://schemas.microsoft.com/internal/obd"/>
   </ds:schemaRefs>
 </ds:datastoreItem>
-</file>
-
-<file path=customXml/itemProps4.xml><?xml version="1.0" encoding="utf-8"?>
-<ds:datastoreItem xmlns:ds="http://schemas.openxmlformats.org/officeDocument/2006/customXml" ds:itemID="{9E607EEA-1579-4534-A211-223D35B43271}">
-  <ds:schemaRefs>
-    <ds:schemaRef ds:uri="http://schemas.microsoft.com/sharepoint/v3/contenttype/forms"/>
-  </ds:schemaRefs>
-</ds:datastoreItem>
 </file>
--- a/JHS - A5.docx
+++ b/JHS - A5.docx
@@ -9,7 +9,7 @@
         <w:rPr>
           <w:rFonts w:ascii="Aptos Slab" w:hAnsi="Aptos Slab" w:cs="Times New Roman"/>
           <w:sz w:val="16"/>
-          <w:szCs w:val="16"/>
+          <w:szCs w:val="20"/>
         </w:rPr>
       </w:pPr>
       <w:r>
@@ -116,18 +116,63 @@
       <w:r>
         <w:rPr>
           <w:rFonts w:ascii="Aptos Slab" w:hAnsi="Aptos Slab" w:cs="Times New Roman"/>
+          <w:sz w:val="16"/>
+          <w:szCs w:val="16"/>
+        </w:rPr>
+        <w:t>{#</w:t>
+      </w:r>
+      <w:proofErr w:type="gramStart"/>
+      <w:r>
+        <w:rPr>
+          <w:rFonts w:ascii="Aptos Slab" w:hAnsi="Aptos Slab" w:cs="Times New Roman"/>
+          <w:sz w:val="16"/>
+          <w:szCs w:val="16"/>
+        </w:rPr>
+        <w:t>students}</w:t>
+      </w:r>
+      <w:r>
+        <w:rPr>
+          <w:rFonts w:ascii="Aptos Slab" w:hAnsi="Aptos Slab" w:cs="Times New Roman"/>
+          <w:sz w:val="16"/>
+          <w:szCs w:val="20"/>
+        </w:rPr>
+        <w:t>Republic</w:t>
+      </w:r>
+      <w:proofErr w:type="gramEnd"/>
+      <w:r>
+        <w:rPr>
+          <w:rFonts w:ascii="Aptos Slab" w:hAnsi="Aptos Slab" w:cs="Times New Roman"/>
+          <w:sz w:val="16"/>
+          <w:szCs w:val="20"/>
+        </w:rPr>
+        <w:t xml:space="preserve"> of the Philippines</w:t>
+      </w:r>
+    </w:p>
+    <w:p>
+      <w:pPr>
+        <w:spacing w:after="0"/>
+        <w:jc w:val="center"/>
+        <w:rPr>
+          <w:rFonts w:ascii="Aptos Slab" w:hAnsi="Aptos Slab" w:cs="Times New Roman"/>
+          <w:sz w:val="12"/>
+          <w:szCs w:val="16"/>
+        </w:rPr>
+      </w:pPr>
+      <w:r>
+        <w:rPr>
+          <w:rFonts w:ascii="Aptos Slab" w:hAnsi="Aptos Slab" w:cs="Times New Roman"/>
           <w:noProof/>
           <w:sz w:val="16"/>
           <w:szCs w:val="16"/>
         </w:rPr>
         <w:drawing>
-          <wp:anchor distT="0" distB="0" distL="114300" distR="114300" simplePos="0" relativeHeight="251714560" behindDoc="0" locked="0" layoutInCell="1" allowOverlap="1" wp14:anchorId="61EA4582" wp14:editId="34C9497C">
+          <wp:anchor distT="0" distB="0" distL="114300" distR="114300" simplePos="0" relativeHeight="251714560" behindDoc="0" locked="0" layoutInCell="1" allowOverlap="1" wp14:anchorId="61EA4582" wp14:editId="5444B213">
             <wp:simplePos x="0" y="0"/>
             <wp:positionH relativeFrom="column">
               <wp:posOffset>211455</wp:posOffset>
             </wp:positionH>
             <wp:positionV relativeFrom="paragraph">
-              <wp:posOffset>134620</wp:posOffset>
+              <wp:posOffset>19685</wp:posOffset>
             </wp:positionV>
             <wp:extent cx="822960" cy="808990"/>
             <wp:effectExtent l="0" t="0" r="0" b="0"/>
@@ -178,44 +223,6 @@
         <w:rPr>
           <w:rFonts w:ascii="Aptos Slab" w:hAnsi="Aptos Slab" w:cs="Times New Roman"/>
           <w:sz w:val="16"/>
-          <w:szCs w:val="16"/>
-        </w:rPr>
-        <w:t>{#students}</w:t>
-      </w:r>
-    </w:p>
-    <w:p>
-      <w:pPr>
-        <w:spacing w:after="0"/>
-        <w:jc w:val="center"/>
-        <w:rPr>
-          <w:rFonts w:ascii="Aptos Slab" w:hAnsi="Aptos Slab" w:cs="Times New Roman"/>
-          <w:sz w:val="16"/>
-          <w:szCs w:val="20"/>
-        </w:rPr>
-      </w:pPr>
-      <w:r>
-        <w:rPr>
-          <w:rFonts w:ascii="Aptos Slab" w:hAnsi="Aptos Slab" w:cs="Times New Roman"/>
-          <w:sz w:val="16"/>
-          <w:szCs w:val="20"/>
-        </w:rPr>
-        <w:t>Republic of the Philippines</w:t>
-      </w:r>
-    </w:p>
-    <w:p>
-      <w:pPr>
-        <w:spacing w:after="0"/>
-        <w:jc w:val="center"/>
-        <w:rPr>
-          <w:rFonts w:ascii="Aptos Slab" w:hAnsi="Aptos Slab" w:cs="Times New Roman"/>
-          <w:sz w:val="12"/>
-          <w:szCs w:val="16"/>
-        </w:rPr>
-      </w:pPr>
-      <w:r>
-        <w:rPr>
-          <w:rFonts w:ascii="Aptos Slab" w:hAnsi="Aptos Slab" w:cs="Times New Roman"/>
-          <w:sz w:val="16"/>
           <w:szCs w:val="20"/>
         </w:rPr>
         <w:t>Department of Education</w:t>
@@ -3135,7 +3142,6 @@
                 <w:sz w:val="16"/>
                 <w:szCs w:val="20"/>
               </w:rPr>
-              <w:lastRenderedPageBreak/>
               <w:t>0 – 64</w:t>
             </w:r>
           </w:p>
@@ -3210,6 +3216,7 @@
           <w:szCs w:val="14"/>
           <w:u w:val="single"/>
         </w:rPr>
+        <w:lastRenderedPageBreak/>
         <w:t>{</w:t>
       </w:r>
       <w:r>
@@ -5785,6 +5792,7 @@
                 <w:sz w:val="18"/>
                 <w:szCs w:val="20"/>
               </w:rPr>
+              <w:lastRenderedPageBreak/>
               <w:t>School Head</w:t>
             </w:r>
           </w:p>
@@ -6589,7 +6597,12 @@
 </file>
 
 <file path=customXml/item1.xml><?xml version="1.0" encoding="utf-8"?>
-<b:Sources xmlns:b="http://schemas.openxmlformats.org/officeDocument/2006/bibliography" xmlns="http://schemas.openxmlformats.org/officeDocument/2006/bibliography" SelectedStyle="\APASixthEditionOfficeOnline.xsl" StyleName="APA" Version="6"/>
+<?mso-contentType ?>
+<FormTemplates xmlns="http://schemas.microsoft.com/sharepoint/v3/contenttype/forms">
+  <Display>DocumentLibraryForm</Display>
+  <Edit>DocumentLibraryForm</Edit>
+  <New>DocumentLibraryForm</New>
+</FormTemplates>
 </file>
 
 <file path=customXml/item2.xml><?xml version="1.0" encoding="utf-8"?>
@@ -6599,12 +6612,7 @@
 </file>
 
 <file path=customXml/item3.xml><?xml version="1.0" encoding="utf-8"?>
-<?mso-contentType ?>
-<FormTemplates xmlns="http://schemas.microsoft.com/sharepoint/v3/contenttype/forms">
-  <Display>DocumentLibraryForm</Display>
-  <Edit>DocumentLibraryForm</Edit>
-  <New>DocumentLibraryForm</New>
-</FormTemplates>
+<b:Sources xmlns:b="http://schemas.openxmlformats.org/officeDocument/2006/bibliography" xmlns="http://schemas.openxmlformats.org/officeDocument/2006/bibliography" SelectedStyle="\APASixthEditionOfficeOnline.xsl" StyleName="APA" Version="6"/>
 </file>
 
 <file path=customXml/item4.xml><?xml version="1.0" encoding="utf-8"?>
@@ -6792,9 +6800,9 @@
 </file>
 
 <file path=customXml/itemProps1.xml><?xml version="1.0" encoding="utf-8"?>
-<ds:datastoreItem xmlns:ds="http://schemas.openxmlformats.org/officeDocument/2006/customXml" ds:itemID="{79EDFC7F-E73A-4641-AB05-0EAF77FB85CB}">
+<ds:datastoreItem xmlns:ds="http://schemas.openxmlformats.org/officeDocument/2006/customXml" ds:itemID="{9E607EEA-1579-4534-A211-223D35B43271}">
   <ds:schemaRefs>
-    <ds:schemaRef ds:uri="http://schemas.openxmlformats.org/officeDocument/2006/bibliography"/>
+    <ds:schemaRef ds:uri="http://schemas.microsoft.com/sharepoint/v3/contenttype/forms"/>
   </ds:schemaRefs>
 </ds:datastoreItem>
 </file>
@@ -6809,9 +6817,9 @@
 </file>
 
 <file path=customXml/itemProps3.xml><?xml version="1.0" encoding="utf-8"?>
-<ds:datastoreItem xmlns:ds="http://schemas.openxmlformats.org/officeDocument/2006/customXml" ds:itemID="{9E607EEA-1579-4534-A211-223D35B43271}">
+<ds:datastoreItem xmlns:ds="http://schemas.openxmlformats.org/officeDocument/2006/customXml" ds:itemID="{79EDFC7F-E73A-4641-AB05-0EAF77FB85CB}">
   <ds:schemaRefs>
-    <ds:schemaRef ds:uri="http://schemas.microsoft.com/sharepoint/v3/contenttype/forms"/>
+    <ds:schemaRef ds:uri="http://schemas.openxmlformats.org/officeDocument/2006/bibliography"/>
   </ds:schemaRefs>
 </ds:datastoreItem>
 </file>

--- a/JHS - A5.docx
+++ b/JHS - A5.docx
@@ -15,209 +15,201 @@
       <w:r>
         <w:rPr>
           <w:rFonts w:ascii="Aptos Slab" w:hAnsi="Aptos Slab" w:cs="Times New Roman"/>
+          <w:sz w:val="16"/>
+          <w:szCs w:val="16"/>
+        </w:rPr>
+        <w:t>{#</w:t>
+      </w:r>
+      <w:proofErr w:type="gramStart"/>
+      <w:r>
+        <w:rPr>
+          <w:rFonts w:ascii="Aptos Slab" w:hAnsi="Aptos Slab" w:cs="Times New Roman"/>
+          <w:sz w:val="16"/>
+          <w:szCs w:val="16"/>
+        </w:rPr>
+        <w:t>students}</w:t>
+      </w:r>
+      <w:r>
+        <w:rPr>
+          <w:rFonts w:ascii="Aptos Slab" w:hAnsi="Aptos Slab" w:cs="Times New Roman"/>
+          <w:sz w:val="16"/>
+          <w:szCs w:val="20"/>
+        </w:rPr>
+        <w:t>Republic</w:t>
+      </w:r>
+      <w:proofErr w:type="gramEnd"/>
+      <w:r>
+        <w:rPr>
+          <w:rFonts w:ascii="Aptos Slab" w:hAnsi="Aptos Slab" w:cs="Times New Roman"/>
+          <w:sz w:val="16"/>
+          <w:szCs w:val="20"/>
+        </w:rPr>
+        <w:t xml:space="preserve"> of the Philippines</w:t>
+      </w:r>
+    </w:p>
+    <w:p>
+      <w:pPr>
+        <w:spacing w:after="0"/>
+        <w:jc w:val="center"/>
+        <w:rPr>
+          <w:rFonts w:ascii="Aptos Slab" w:hAnsi="Aptos Slab" w:cs="Times New Roman"/>
+          <w:sz w:val="12"/>
+          <w:szCs w:val="16"/>
+        </w:rPr>
+      </w:pPr>
+      <w:r>
+        <w:rPr>
+          <w:rFonts w:ascii="Aptos Slab" w:hAnsi="Aptos Slab" w:cs="Times New Roman"/>
           <w:noProof/>
           <w:sz w:val="16"/>
           <w:szCs w:val="20"/>
         </w:rPr>
         <mc:AlternateContent>
-          <mc:Choice Requires="wps">
+          <mc:Choice Requires="wpg">
             <w:drawing>
-              <wp:anchor distT="45720" distB="45720" distL="114300" distR="114300" simplePos="0" relativeHeight="251706368" behindDoc="0" locked="0" layoutInCell="1" allowOverlap="1" wp14:anchorId="549C9D26" wp14:editId="2914E9B3">
+              <wp:anchor distT="0" distB="0" distL="114300" distR="114300" simplePos="0" relativeHeight="251714560" behindDoc="0" locked="0" layoutInCell="1" allowOverlap="1" wp14:anchorId="6B19D641" wp14:editId="7E9C9EE9">
                 <wp:simplePos x="0" y="0"/>
                 <wp:positionH relativeFrom="margin">
-                  <wp:posOffset>3758565</wp:posOffset>
+                  <wp:align>center</wp:align>
                 </wp:positionH>
                 <wp:positionV relativeFrom="paragraph">
-                  <wp:posOffset>127635</wp:posOffset>
+                  <wp:posOffset>14605</wp:posOffset>
                 </wp:positionV>
-                <wp:extent cx="869315" cy="828675"/>
-                <wp:effectExtent l="0" t="0" r="6985" b="9525"/>
+                <wp:extent cx="4288790" cy="828675"/>
+                <wp:effectExtent l="0" t="0" r="0" b="9525"/>
                 <wp:wrapNone/>
-                <wp:docPr id="217" name="Text Box 2"/>
-                <wp:cNvGraphicFramePr>
-                  <a:graphicFrameLocks xmlns:a="http://schemas.openxmlformats.org/drawingml/2006/main"/>
-                </wp:cNvGraphicFramePr>
+                <wp:docPr id="1779468193" name="Group 4"/>
+                <wp:cNvGraphicFramePr/>
                 <a:graphic xmlns:a="http://schemas.openxmlformats.org/drawingml/2006/main">
-                  <a:graphicData uri="http://schemas.microsoft.com/office/word/2010/wordprocessingShape">
-                    <wps:wsp>
-                      <wps:cNvSpPr txBox="1">
-                        <a:spLocks noChangeArrowheads="1"/>
-                      </wps:cNvSpPr>
-                      <wps:spPr bwMode="auto">
+                  <a:graphicData uri="http://schemas.microsoft.com/office/word/2010/wordprocessingGroup">
+                    <wpg:wgp>
+                      <wpg:cNvGrpSpPr/>
+                      <wpg:grpSpPr>
                         <a:xfrm>
                           <a:off x="0" y="0"/>
-                          <a:ext cx="869315" cy="828675"/>
+                          <a:ext cx="4288790" cy="828675"/>
+                          <a:chOff x="0" y="0"/>
+                          <a:chExt cx="4288790" cy="828675"/>
                         </a:xfrm>
-                        <a:prstGeom prst="rect">
-                          <a:avLst/>
-                        </a:prstGeom>
-                        <a:noFill/>
-                        <a:ln w="9525">
+                      </wpg:grpSpPr>
+                      <wps:wsp>
+                        <wps:cNvPr id="362610626" name="Text Box 2"/>
+                        <wps:cNvSpPr txBox="1">
+                          <a:spLocks noChangeArrowheads="1"/>
+                        </wps:cNvSpPr>
+                        <wps:spPr bwMode="auto">
+                          <a:xfrm>
+                            <a:off x="3419475" y="0"/>
+                            <a:ext cx="869315" cy="828675"/>
+                          </a:xfrm>
+                          <a:prstGeom prst="rect">
+                            <a:avLst/>
+                          </a:prstGeom>
                           <a:noFill/>
-                          <a:miter lim="800000"/>
-                          <a:headEnd/>
-                          <a:tailEnd/>
-                        </a:ln>
-                      </wps:spPr>
-                      <wps:txbx>
-                        <w:txbxContent>
-                          <w:p>
-                            <w:pPr>
-                              <w:spacing w:after="0"/>
-                              <w:jc w:val="right"/>
-                            </w:pPr>
-                            <w:r>
-                              <w:t>{%logo}</w:t>
-                            </w:r>
-                          </w:p>
-                        </w:txbxContent>
-                      </wps:txbx>
-                      <wps:bodyPr rot="0" vert="horz" wrap="square" lIns="0" tIns="0" rIns="0" bIns="0" anchor="t" anchorCtr="0">
-                        <a:noAutofit/>
-                      </wps:bodyPr>
-                    </wps:wsp>
+                          <a:ln w="9525">
+                            <a:noFill/>
+                            <a:miter lim="800000"/>
+                            <a:headEnd/>
+                            <a:tailEnd/>
+                          </a:ln>
+                        </wps:spPr>
+                        <wps:txbx>
+                          <w:txbxContent>
+                            <w:p>
+                              <w:pPr>
+                                <w:spacing w:after="0"/>
+                                <w:jc w:val="right"/>
+                              </w:pPr>
+                              <w:r>
+                                <w:t>{%logo}</w:t>
+                              </w:r>
+                            </w:p>
+                          </w:txbxContent>
+                        </wps:txbx>
+                        <wps:bodyPr rot="0" vert="horz" wrap="square" lIns="0" tIns="0" rIns="0" bIns="0" anchor="t" anchorCtr="0">
+                          <a:noAutofit/>
+                        </wps:bodyPr>
+                      </wps:wsp>
+                      <pic:pic xmlns:pic="http://schemas.openxmlformats.org/drawingml/2006/picture">
+                        <pic:nvPicPr>
+                          <pic:cNvPr id="1046927348" name="Picture 1" descr="A logo of a university&#10;&#10;Description automatically generated"/>
+                          <pic:cNvPicPr>
+                            <a:picLocks noChangeAspect="1"/>
+                          </pic:cNvPicPr>
+                        </pic:nvPicPr>
+                        <pic:blipFill rotWithShape="1">
+                          <a:blip r:embed="rId8" cstate="print"/>
+                          <a:srcRect l="2219" t="1982" r="2089" b="2132"/>
+                          <a:stretch/>
+                        </pic:blipFill>
+                        <pic:spPr bwMode="auto">
+                          <a:xfrm>
+                            <a:off x="0" y="0"/>
+                            <a:ext cx="822960" cy="808990"/>
+                          </a:xfrm>
+                          <a:prstGeom prst="rect">
+                            <a:avLst/>
+                          </a:prstGeom>
+                          <a:ln>
+                            <a:noFill/>
+                          </a:ln>
+                        </pic:spPr>
+                      </pic:pic>
+                    </wpg:wgp>
                   </a:graphicData>
                 </a:graphic>
-                <wp14:sizeRelH relativeFrom="margin">
-                  <wp14:pctWidth>0</wp14:pctWidth>
-                </wp14:sizeRelH>
-                <wp14:sizeRelV relativeFrom="margin">
-                  <wp14:pctHeight>0</wp14:pctHeight>
-                </wp14:sizeRelV>
               </wp:anchor>
             </w:drawing>
           </mc:Choice>
           <mc:Fallback>
             <w:pict>
-              <v:shapetype w14:anchorId="549C9D26" id="_x0000_t202" coordsize="21600,21600" o:spt="202" path="m,l,21600r21600,l21600,xe">
-                <v:stroke joinstyle="miter"/>
-                <v:path gradientshapeok="t" o:connecttype="rect"/>
-              </v:shapetype>
-              <v:shape id="Text Box 2" o:spid="_x0000_s1026" type="#_x0000_t202" style="position:absolute;left:0;text-align:left;margin-left:295.95pt;margin-top:10.05pt;width:68.45pt;height:65.25pt;z-index:251706368;visibility:visible;mso-wrap-style:square;mso-width-percent:0;mso-height-percent:0;mso-wrap-distance-left:9pt;mso-wrap-distance-top:3.6pt;mso-wrap-distance-right:9pt;mso-wrap-distance-bottom:3.6pt;mso-position-horizontal:absolute;mso-position-horizontal-relative:margin;mso-position-vertical:absolute;mso-position-vertical-relative:text;mso-width-percent:0;mso-height-percent:0;mso-width-relative:margin;mso-height-relative:margin;v-text-anchor:top" o:gfxdata="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" filled="f" stroked="f">
-                <v:textbox inset="0,0,0,0">
-                  <w:txbxContent>
-                    <w:p>
-                      <w:pPr>
-                        <w:spacing w:after="0"/>
-                        <w:jc w:val="right"/>
-                      </w:pPr>
-                      <w:r>
-                        <w:t>{%logo}</w:t>
-                      </w:r>
-                    </w:p>
-                  </w:txbxContent>
-                </v:textbox>
+              <v:group w14:anchorId="6B19D641" id="Group 4" o:spid="_x0000_s1026" style="position:absolute;left:0;text-align:left;margin-left:0;margin-top:1.15pt;width:337.7pt;height:65.25pt;z-index:251714560;mso-position-horizontal:center;mso-position-horizontal-relative:margin" coordsize="42887,8286" o:gfxdata="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">
+                <v:shapetype id="_x0000_t202" coordsize="21600,21600" o:spt="202" path="m,l,21600r21600,l21600,xe">
+                  <v:stroke joinstyle="miter"/>
+                  <v:path gradientshapeok="t" o:connecttype="rect"/>
+                </v:shapetype>
+                <v:shape id="_x0000_s1027" type="#_x0000_t202" style="position:absolute;left:34194;width:8693;height:8286;visibility:visible;mso-wrap-style:square;v-text-anchor:top" o:gfxdata="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" filled="f" stroked="f">
+                  <v:textbox inset="0,0,0,0">
+                    <w:txbxContent>
+                      <w:p>
+                        <w:pPr>
+                          <w:spacing w:after="0"/>
+                          <w:jc w:val="right"/>
+                        </w:pPr>
+                        <w:r>
+                          <w:t>{%logo}</w:t>
+                        </w:r>
+                      </w:p>
+                    </w:txbxContent>
+                  </v:textbox>
+                </v:shape>
+                <v:shapetype id="_x0000_t75" coordsize="21600,21600" o:spt="75" o:preferrelative="t" path="m@4@5l@4@11@9@11@9@5xe" filled="f" stroked="f">
+                  <v:stroke joinstyle="miter"/>
+                  <v:formulas>
+                    <v:f eqn="if lineDrawn pixelLineWidth 0"/>
+                    <v:f eqn="sum @0 1 0"/>
+                    <v:f eqn="sum 0 0 @1"/>
+                    <v:f eqn="prod @2 1 2"/>
+                    <v:f eqn="prod @3 21600 pixelWidth"/>
+                    <v:f eqn="prod @3 21600 pixelHeight"/>
+                    <v:f eqn="sum @0 0 1"/>
+                    <v:f eqn="prod @6 1 2"/>
+                    <v:f eqn="prod @7 21600 pixelWidth"/>
+                    <v:f eqn="sum @8 21600 0"/>
+                    <v:f eqn="prod @7 21600 pixelHeight"/>
+                    <v:f eqn="sum @10 21600 0"/>
+                  </v:formulas>
+                  <v:path o:extrusionok="f" gradientshapeok="t" o:connecttype="rect"/>
+                  <o:lock v:ext="edit" aspectratio="t"/>
+                </v:shapetype>
+                <v:shape id="Picture 1" o:spid="_x0000_s1028" type="#_x0000_t75" alt="A logo of a university&#10;&#10;Description automatically generated" style="position:absolute;width:8229;height:8089;visibility:visible;mso-wrap-style:square" o:gfxdata="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">
+                  <v:imagedata r:id="rId9" o:title="A logo of a university&#10;&#10;Description automatically generated" croptop="1299f" cropbottom="1397f" cropleft="1454f" cropright="1369f"/>
+                </v:shape>
                 <w10:wrap anchorx="margin"/>
-              </v:shape>
+              </v:group>
             </w:pict>
           </mc:Fallback>
         </mc:AlternateContent>
-      </w:r>
-      <w:r>
-        <w:rPr>
-          <w:rFonts w:ascii="Aptos Slab" w:hAnsi="Aptos Slab" w:cs="Times New Roman"/>
-          <w:sz w:val="16"/>
-          <w:szCs w:val="16"/>
-        </w:rPr>
-        <w:t>{#</w:t>
-      </w:r>
-      <w:proofErr w:type="gramStart"/>
-      <w:r>
-        <w:rPr>
-          <w:rFonts w:ascii="Aptos Slab" w:hAnsi="Aptos Slab" w:cs="Times New Roman"/>
-          <w:sz w:val="16"/>
-          <w:szCs w:val="16"/>
-        </w:rPr>
-        <w:t>students}</w:t>
-      </w:r>
-      <w:r>
-        <w:rPr>
-          <w:rFonts w:ascii="Aptos Slab" w:hAnsi="Aptos Slab" w:cs="Times New Roman"/>
-          <w:sz w:val="16"/>
-          <w:szCs w:val="20"/>
-        </w:rPr>
-        <w:t>Republic</w:t>
-      </w:r>
-      <w:proofErr w:type="gramEnd"/>
-      <w:r>
-        <w:rPr>
-          <w:rFonts w:ascii="Aptos Slab" w:hAnsi="Aptos Slab" w:cs="Times New Roman"/>
-          <w:sz w:val="16"/>
-          <w:szCs w:val="20"/>
-        </w:rPr>
-        <w:t xml:space="preserve"> of the Philippines</w:t>
-      </w:r>
-    </w:p>
-    <w:p>
-      <w:pPr>
-        <w:spacing w:after="0"/>
-        <w:jc w:val="center"/>
-        <w:rPr>
-          <w:rFonts w:ascii="Aptos Slab" w:hAnsi="Aptos Slab" w:cs="Times New Roman"/>
-          <w:sz w:val="12"/>
-          <w:szCs w:val="16"/>
-        </w:rPr>
-      </w:pPr>
-      <w:r>
-        <w:rPr>
-          <w:rFonts w:ascii="Aptos Slab" w:hAnsi="Aptos Slab" w:cs="Times New Roman"/>
-          <w:noProof/>
-          <w:sz w:val="16"/>
-          <w:szCs w:val="16"/>
-        </w:rPr>
-        <w:drawing>
-          <wp:anchor distT="0" distB="0" distL="114300" distR="114300" simplePos="0" relativeHeight="251714560" behindDoc="0" locked="0" layoutInCell="1" allowOverlap="1" wp14:anchorId="61EA4582" wp14:editId="5444B213">
-            <wp:simplePos x="0" y="0"/>
-            <wp:positionH relativeFrom="column">
-              <wp:posOffset>211455</wp:posOffset>
-            </wp:positionH>
-            <wp:positionV relativeFrom="paragraph">
-              <wp:posOffset>19685</wp:posOffset>
-            </wp:positionV>
-            <wp:extent cx="822960" cy="808990"/>
-            <wp:effectExtent l="0" t="0" r="0" b="0"/>
-            <wp:wrapNone/>
-            <wp:docPr id="1651585841" name="Picture 1" descr="A logo of a university&#10;&#10;Description automatically generated"/>
-            <wp:cNvGraphicFramePr>
-              <a:graphicFrameLocks xmlns:a="http://schemas.openxmlformats.org/drawingml/2006/main" noChangeAspect="1"/>
-            </wp:cNvGraphicFramePr>
-            <a:graphic xmlns:a="http://schemas.openxmlformats.org/drawingml/2006/main">
-              <a:graphicData uri="http://schemas.openxmlformats.org/drawingml/2006/picture">
-                <pic:pic xmlns:pic="http://schemas.openxmlformats.org/drawingml/2006/picture">
-                  <pic:nvPicPr>
-                    <pic:cNvPr id="1651585841" name="Picture 1" descr="A logo of a university&#10;&#10;Description automatically generated"/>
-                    <pic:cNvPicPr>
-                      <a:picLocks noChangeAspect="1"/>
-                    </pic:cNvPicPr>
-                  </pic:nvPicPr>
-                  <pic:blipFill rotWithShape="1">
-                    <a:blip r:embed="rId8" cstate="print"/>
-                    <a:srcRect l="2219" t="1982" r="2089" b="2132"/>
-                    <a:stretch/>
-                  </pic:blipFill>
-                  <pic:spPr bwMode="auto">
-                    <a:xfrm>
-                      <a:off x="0" y="0"/>
-                      <a:ext cx="822960" cy="808990"/>
-                    </a:xfrm>
-                    <a:prstGeom prst="rect">
-                      <a:avLst/>
-                    </a:prstGeom>
-                    <a:ln>
-                      <a:noFill/>
-                    </a:ln>
-                  </pic:spPr>
-                </pic:pic>
-              </a:graphicData>
-            </a:graphic>
-            <wp14:sizeRelH relativeFrom="margin">
-              <wp14:pctWidth>0</wp14:pctWidth>
-            </wp14:sizeRelH>
-            <wp14:sizeRelV relativeFrom="margin">
-              <wp14:pctHeight>0</wp14:pctHeight>
-            </wp14:sizeRelV>
-          </wp:anchor>
-        </w:drawing>
       </w:r>
       <w:r>
         <w:rPr>
@@ -491,11 +483,11 @@
         <w:tblLook w:val="04A0" w:firstRow="1" w:lastRow="0" w:firstColumn="1" w:lastColumn="0" w:noHBand="0" w:noVBand="1"/>
       </w:tblPr>
       <w:tblGrid>
-        <w:gridCol w:w="1061"/>
-        <w:gridCol w:w="2685"/>
-        <w:gridCol w:w="1153"/>
-        <w:gridCol w:w="2405"/>
-        <w:gridCol w:w="351"/>
+        <w:gridCol w:w="1022"/>
+        <w:gridCol w:w="2584"/>
+        <w:gridCol w:w="1109"/>
+        <w:gridCol w:w="2315"/>
+        <w:gridCol w:w="337"/>
       </w:tblGrid>
       <w:tr>
         <w:trPr>
@@ -1136,17 +1128,17 @@
         <w:tblLook w:val="04A0" w:firstRow="1" w:lastRow="0" w:firstColumn="1" w:lastColumn="0" w:noHBand="0" w:noVBand="1"/>
       </w:tblPr>
       <w:tblGrid>
-        <w:gridCol w:w="3234"/>
-        <w:gridCol w:w="740"/>
-        <w:gridCol w:w="742"/>
-        <w:gridCol w:w="742"/>
-        <w:gridCol w:w="800"/>
-        <w:gridCol w:w="1403"/>
+        <w:gridCol w:w="3112"/>
+        <w:gridCol w:w="712"/>
+        <w:gridCol w:w="714"/>
+        <w:gridCol w:w="714"/>
+        <w:gridCol w:w="770"/>
+        <w:gridCol w:w="1351"/>
       </w:tblGrid>
       <w:tr>
         <w:trPr>
           <w:cantSplit/>
-          <w:trHeight w:val="413"/>
+          <w:trHeight w:val="360"/>
         </w:trPr>
         <w:tc>
           <w:tcPr>
@@ -1185,7 +1177,8 @@
               <w:rPr>
                 <w:rFonts w:ascii="Aptos Slab SemiBold" w:hAnsi="Aptos Slab SemiBold" w:cs="Times New Roman"/>
                 <w:b/>
-                <w:szCs w:val="20"/>
+                <w:sz w:val="20"/>
+                <w:szCs w:val="18"/>
               </w:rPr>
             </w:pPr>
             <w:r>
@@ -1202,11 +1195,10 @@
           <w:tcPr>
             <w:tcW w:w="522" w:type="pct"/>
             <w:vMerge w:val="restart"/>
-            <w:textDirection w:val="btLr"/>
-          </w:tcPr>
-          <w:p>
-            <w:pPr>
-              <w:ind w:left="113" w:right="113"/>
+            <w:vAlign w:val="center"/>
+          </w:tcPr>
+          <w:p>
+            <w:pPr>
               <w:jc w:val="center"/>
               <w:rPr>
                 <w:rFonts w:ascii="Aptos Slab SemiBold" w:hAnsi="Aptos Slab SemiBold" w:cs="Times New Roman"/>
@@ -1378,7 +1370,7 @@
       </w:tr>
       <w:tr>
         <w:trPr>
-          <w:trHeight w:val="346"/>
+          <w:trHeight w:val="331"/>
         </w:trPr>
         <w:tc>
           <w:tcPr>
@@ -1402,6 +1394,1080 @@
                 <w:szCs w:val="18"/>
               </w:rPr>
               <w:t>Filipino</w:t>
+            </w:r>
+          </w:p>
+        </w:tc>
+        <w:tc>
+          <w:tcPr>
+            <w:tcW w:w="483" w:type="pct"/>
+            <w:vAlign w:val="center"/>
+          </w:tcPr>
+          <w:p>
+            <w:pPr>
+              <w:jc w:val="center"/>
+              <w:rPr>
+                <w:rFonts w:ascii="Aptos Slab SemiBold" w:hAnsi="Aptos Slab SemiBold" w:cs="Times New Roman"/>
+                <w:b/>
+                <w:sz w:val="18"/>
+                <w:szCs w:val="18"/>
+              </w:rPr>
+            </w:pPr>
+          </w:p>
+        </w:tc>
+        <w:tc>
+          <w:tcPr>
+            <w:tcW w:w="484" w:type="pct"/>
+            <w:vAlign w:val="center"/>
+          </w:tcPr>
+          <w:p>
+            <w:pPr>
+              <w:jc w:val="center"/>
+              <w:rPr>
+                <w:rFonts w:ascii="Aptos Slab SemiBold" w:hAnsi="Aptos Slab SemiBold" w:cs="Times New Roman"/>
+                <w:b/>
+                <w:sz w:val="18"/>
+                <w:szCs w:val="18"/>
+              </w:rPr>
+            </w:pPr>
+          </w:p>
+        </w:tc>
+        <w:tc>
+          <w:tcPr>
+            <w:tcW w:w="484" w:type="pct"/>
+            <w:vAlign w:val="center"/>
+          </w:tcPr>
+          <w:p>
+            <w:pPr>
+              <w:jc w:val="center"/>
+              <w:rPr>
+                <w:rFonts w:ascii="Aptos Slab SemiBold" w:hAnsi="Aptos Slab SemiBold" w:cs="Times New Roman"/>
+                <w:b/>
+                <w:sz w:val="18"/>
+                <w:szCs w:val="18"/>
+              </w:rPr>
+            </w:pPr>
+          </w:p>
+        </w:tc>
+        <w:tc>
+          <w:tcPr>
+            <w:tcW w:w="522" w:type="pct"/>
+            <w:vAlign w:val="center"/>
+          </w:tcPr>
+          <w:p>
+            <w:pPr>
+              <w:jc w:val="center"/>
+              <w:rPr>
+                <w:rFonts w:ascii="Aptos Slab SemiBold" w:hAnsi="Aptos Slab SemiBold" w:cs="Times New Roman"/>
+                <w:b/>
+                <w:sz w:val="18"/>
+                <w:szCs w:val="18"/>
+              </w:rPr>
+            </w:pPr>
+          </w:p>
+        </w:tc>
+        <w:tc>
+          <w:tcPr>
+            <w:tcW w:w="916" w:type="pct"/>
+            <w:vAlign w:val="center"/>
+          </w:tcPr>
+          <w:p>
+            <w:pPr>
+              <w:jc w:val="center"/>
+              <w:rPr>
+                <w:rFonts w:ascii="Aptos Slab SemiBold" w:hAnsi="Aptos Slab SemiBold" w:cs="Times New Roman"/>
+                <w:b/>
+                <w:sz w:val="18"/>
+                <w:szCs w:val="18"/>
+              </w:rPr>
+            </w:pPr>
+          </w:p>
+        </w:tc>
+      </w:tr>
+      <w:tr>
+        <w:trPr>
+          <w:trHeight w:val="331"/>
+        </w:trPr>
+        <w:tc>
+          <w:tcPr>
+            <w:tcW w:w="2111" w:type="pct"/>
+            <w:vAlign w:val="center"/>
+          </w:tcPr>
+          <w:p>
+            <w:pPr>
+              <w:rPr>
+                <w:rFonts w:ascii="Aptos Slab SemiBold" w:hAnsi="Aptos Slab SemiBold" w:cs="Times New Roman"/>
+                <w:bCs/>
+                <w:sz w:val="18"/>
+                <w:szCs w:val="18"/>
+              </w:rPr>
+            </w:pPr>
+            <w:r>
+              <w:rPr>
+                <w:rFonts w:ascii="Aptos Slab SemiBold" w:hAnsi="Aptos Slab SemiBold" w:cs="Times New Roman"/>
+                <w:bCs/>
+                <w:sz w:val="18"/>
+                <w:szCs w:val="18"/>
+              </w:rPr>
+              <w:t>English</w:t>
+            </w:r>
+          </w:p>
+        </w:tc>
+        <w:tc>
+          <w:tcPr>
+            <w:tcW w:w="483" w:type="pct"/>
+            <w:vAlign w:val="center"/>
+          </w:tcPr>
+          <w:p>
+            <w:pPr>
+              <w:jc w:val="center"/>
+              <w:rPr>
+                <w:rFonts w:ascii="Aptos Slab SemiBold" w:hAnsi="Aptos Slab SemiBold" w:cs="Times New Roman"/>
+                <w:b/>
+                <w:sz w:val="18"/>
+                <w:szCs w:val="18"/>
+              </w:rPr>
+            </w:pPr>
+          </w:p>
+        </w:tc>
+        <w:tc>
+          <w:tcPr>
+            <w:tcW w:w="484" w:type="pct"/>
+            <w:vAlign w:val="center"/>
+          </w:tcPr>
+          <w:p>
+            <w:pPr>
+              <w:jc w:val="center"/>
+              <w:rPr>
+                <w:rFonts w:ascii="Aptos Slab SemiBold" w:hAnsi="Aptos Slab SemiBold" w:cs="Times New Roman"/>
+                <w:b/>
+                <w:sz w:val="18"/>
+                <w:szCs w:val="18"/>
+              </w:rPr>
+            </w:pPr>
+          </w:p>
+        </w:tc>
+        <w:tc>
+          <w:tcPr>
+            <w:tcW w:w="484" w:type="pct"/>
+            <w:vAlign w:val="center"/>
+          </w:tcPr>
+          <w:p>
+            <w:pPr>
+              <w:jc w:val="center"/>
+              <w:rPr>
+                <w:rFonts w:ascii="Aptos Slab SemiBold" w:hAnsi="Aptos Slab SemiBold" w:cs="Times New Roman"/>
+                <w:b/>
+                <w:sz w:val="18"/>
+                <w:szCs w:val="18"/>
+              </w:rPr>
+            </w:pPr>
+          </w:p>
+        </w:tc>
+        <w:tc>
+          <w:tcPr>
+            <w:tcW w:w="522" w:type="pct"/>
+            <w:vAlign w:val="center"/>
+          </w:tcPr>
+          <w:p>
+            <w:pPr>
+              <w:jc w:val="center"/>
+              <w:rPr>
+                <w:rFonts w:ascii="Aptos Slab SemiBold" w:hAnsi="Aptos Slab SemiBold" w:cs="Times New Roman"/>
+                <w:b/>
+                <w:sz w:val="18"/>
+                <w:szCs w:val="18"/>
+              </w:rPr>
+            </w:pPr>
+          </w:p>
+        </w:tc>
+        <w:tc>
+          <w:tcPr>
+            <w:tcW w:w="916" w:type="pct"/>
+            <w:vAlign w:val="center"/>
+          </w:tcPr>
+          <w:p>
+            <w:pPr>
+              <w:jc w:val="center"/>
+              <w:rPr>
+                <w:rFonts w:ascii="Aptos Slab SemiBold" w:hAnsi="Aptos Slab SemiBold" w:cs="Times New Roman"/>
+                <w:b/>
+                <w:sz w:val="18"/>
+                <w:szCs w:val="18"/>
+              </w:rPr>
+            </w:pPr>
+          </w:p>
+        </w:tc>
+      </w:tr>
+      <w:tr>
+        <w:trPr>
+          <w:trHeight w:val="331"/>
+        </w:trPr>
+        <w:tc>
+          <w:tcPr>
+            <w:tcW w:w="2111" w:type="pct"/>
+            <w:vAlign w:val="center"/>
+          </w:tcPr>
+          <w:p>
+            <w:pPr>
+              <w:rPr>
+                <w:rFonts w:ascii="Aptos Slab SemiBold" w:hAnsi="Aptos Slab SemiBold" w:cs="Times New Roman"/>
+                <w:bCs/>
+                <w:sz w:val="18"/>
+                <w:szCs w:val="18"/>
+              </w:rPr>
+            </w:pPr>
+            <w:r>
+              <w:rPr>
+                <w:rFonts w:ascii="Aptos Slab SemiBold" w:hAnsi="Aptos Slab SemiBold" w:cs="Times New Roman"/>
+                <w:bCs/>
+                <w:sz w:val="18"/>
+                <w:szCs w:val="18"/>
+              </w:rPr>
+              <w:t>Mathematics</w:t>
+            </w:r>
+          </w:p>
+        </w:tc>
+        <w:tc>
+          <w:tcPr>
+            <w:tcW w:w="483" w:type="pct"/>
+            <w:vAlign w:val="center"/>
+          </w:tcPr>
+          <w:p>
+            <w:pPr>
+              <w:jc w:val="center"/>
+              <w:rPr>
+                <w:rFonts w:ascii="Aptos Slab SemiBold" w:hAnsi="Aptos Slab SemiBold" w:cs="Times New Roman"/>
+                <w:b/>
+                <w:sz w:val="18"/>
+                <w:szCs w:val="18"/>
+              </w:rPr>
+            </w:pPr>
+          </w:p>
+        </w:tc>
+        <w:tc>
+          <w:tcPr>
+            <w:tcW w:w="484" w:type="pct"/>
+            <w:vAlign w:val="center"/>
+          </w:tcPr>
+          <w:p>
+            <w:pPr>
+              <w:jc w:val="center"/>
+              <w:rPr>
+                <w:rFonts w:ascii="Aptos Slab SemiBold" w:hAnsi="Aptos Slab SemiBold" w:cs="Times New Roman"/>
+                <w:b/>
+                <w:sz w:val="18"/>
+                <w:szCs w:val="18"/>
+              </w:rPr>
+            </w:pPr>
+          </w:p>
+        </w:tc>
+        <w:tc>
+          <w:tcPr>
+            <w:tcW w:w="484" w:type="pct"/>
+            <w:vAlign w:val="center"/>
+          </w:tcPr>
+          <w:p>
+            <w:pPr>
+              <w:jc w:val="center"/>
+              <w:rPr>
+                <w:rFonts w:ascii="Aptos Slab SemiBold" w:hAnsi="Aptos Slab SemiBold" w:cs="Times New Roman"/>
+                <w:b/>
+                <w:sz w:val="18"/>
+                <w:szCs w:val="18"/>
+              </w:rPr>
+            </w:pPr>
+          </w:p>
+        </w:tc>
+        <w:tc>
+          <w:tcPr>
+            <w:tcW w:w="522" w:type="pct"/>
+            <w:vAlign w:val="center"/>
+          </w:tcPr>
+          <w:p>
+            <w:pPr>
+              <w:jc w:val="center"/>
+              <w:rPr>
+                <w:rFonts w:ascii="Aptos Slab SemiBold" w:hAnsi="Aptos Slab SemiBold" w:cs="Times New Roman"/>
+                <w:b/>
+                <w:sz w:val="18"/>
+                <w:szCs w:val="18"/>
+              </w:rPr>
+            </w:pPr>
+          </w:p>
+        </w:tc>
+        <w:tc>
+          <w:tcPr>
+            <w:tcW w:w="916" w:type="pct"/>
+            <w:vAlign w:val="center"/>
+          </w:tcPr>
+          <w:p>
+            <w:pPr>
+              <w:jc w:val="center"/>
+              <w:rPr>
+                <w:rFonts w:ascii="Aptos Slab SemiBold" w:hAnsi="Aptos Slab SemiBold" w:cs="Times New Roman"/>
+                <w:b/>
+                <w:sz w:val="18"/>
+                <w:szCs w:val="18"/>
+              </w:rPr>
+            </w:pPr>
+          </w:p>
+        </w:tc>
+      </w:tr>
+      <w:tr>
+        <w:trPr>
+          <w:trHeight w:val="331"/>
+        </w:trPr>
+        <w:tc>
+          <w:tcPr>
+            <w:tcW w:w="2111" w:type="pct"/>
+            <w:vAlign w:val="center"/>
+          </w:tcPr>
+          <w:p>
+            <w:pPr>
+              <w:rPr>
+                <w:rFonts w:ascii="Aptos Slab SemiBold" w:hAnsi="Aptos Slab SemiBold" w:cs="Times New Roman"/>
+                <w:bCs/>
+                <w:sz w:val="18"/>
+                <w:szCs w:val="18"/>
+              </w:rPr>
+            </w:pPr>
+            <w:r>
+              <w:rPr>
+                <w:rFonts w:ascii="Aptos Slab SemiBold" w:hAnsi="Aptos Slab SemiBold" w:cs="Times New Roman"/>
+                <w:bCs/>
+                <w:sz w:val="18"/>
+                <w:szCs w:val="18"/>
+              </w:rPr>
+              <w:t>Science</w:t>
+            </w:r>
+          </w:p>
+        </w:tc>
+        <w:tc>
+          <w:tcPr>
+            <w:tcW w:w="483" w:type="pct"/>
+            <w:vAlign w:val="center"/>
+          </w:tcPr>
+          <w:p>
+            <w:pPr>
+              <w:jc w:val="center"/>
+              <w:rPr>
+                <w:rFonts w:ascii="Aptos Slab SemiBold" w:hAnsi="Aptos Slab SemiBold" w:cs="Times New Roman"/>
+                <w:b/>
+                <w:sz w:val="18"/>
+                <w:szCs w:val="18"/>
+              </w:rPr>
+            </w:pPr>
+          </w:p>
+        </w:tc>
+        <w:tc>
+          <w:tcPr>
+            <w:tcW w:w="484" w:type="pct"/>
+            <w:vAlign w:val="center"/>
+          </w:tcPr>
+          <w:p>
+            <w:pPr>
+              <w:jc w:val="center"/>
+              <w:rPr>
+                <w:rFonts w:ascii="Aptos Slab SemiBold" w:hAnsi="Aptos Slab SemiBold" w:cs="Times New Roman"/>
+                <w:b/>
+                <w:sz w:val="18"/>
+                <w:szCs w:val="18"/>
+              </w:rPr>
+            </w:pPr>
+          </w:p>
+        </w:tc>
+        <w:tc>
+          <w:tcPr>
+            <w:tcW w:w="484" w:type="pct"/>
+            <w:vAlign w:val="center"/>
+          </w:tcPr>
+          <w:p>
+            <w:pPr>
+              <w:jc w:val="center"/>
+              <w:rPr>
+                <w:rFonts w:ascii="Aptos Slab SemiBold" w:hAnsi="Aptos Slab SemiBold" w:cs="Times New Roman"/>
+                <w:b/>
+                <w:sz w:val="18"/>
+                <w:szCs w:val="18"/>
+              </w:rPr>
+            </w:pPr>
+          </w:p>
+        </w:tc>
+        <w:tc>
+          <w:tcPr>
+            <w:tcW w:w="522" w:type="pct"/>
+            <w:vAlign w:val="center"/>
+          </w:tcPr>
+          <w:p>
+            <w:pPr>
+              <w:jc w:val="center"/>
+              <w:rPr>
+                <w:rFonts w:ascii="Aptos Slab SemiBold" w:hAnsi="Aptos Slab SemiBold" w:cs="Times New Roman"/>
+                <w:b/>
+                <w:sz w:val="18"/>
+                <w:szCs w:val="18"/>
+              </w:rPr>
+            </w:pPr>
+          </w:p>
+        </w:tc>
+        <w:tc>
+          <w:tcPr>
+            <w:tcW w:w="916" w:type="pct"/>
+            <w:vAlign w:val="center"/>
+          </w:tcPr>
+          <w:p>
+            <w:pPr>
+              <w:jc w:val="center"/>
+              <w:rPr>
+                <w:rFonts w:ascii="Aptos Slab SemiBold" w:hAnsi="Aptos Slab SemiBold" w:cs="Times New Roman"/>
+                <w:b/>
+                <w:sz w:val="18"/>
+                <w:szCs w:val="18"/>
+              </w:rPr>
+            </w:pPr>
+          </w:p>
+        </w:tc>
+      </w:tr>
+      <w:tr>
+        <w:trPr>
+          <w:trHeight w:val="331"/>
+        </w:trPr>
+        <w:tc>
+          <w:tcPr>
+            <w:tcW w:w="2111" w:type="pct"/>
+            <w:vAlign w:val="center"/>
+          </w:tcPr>
+          <w:p>
+            <w:pPr>
+              <w:rPr>
+                <w:rFonts w:ascii="Aptos Slab SemiBold" w:hAnsi="Aptos Slab SemiBold" w:cs="Times New Roman"/>
+                <w:bCs/>
+                <w:sz w:val="18"/>
+                <w:szCs w:val="18"/>
+              </w:rPr>
+            </w:pPr>
+            <w:proofErr w:type="spellStart"/>
+            <w:r>
+              <w:rPr>
+                <w:rFonts w:ascii="Aptos Slab SemiBold" w:hAnsi="Aptos Slab SemiBold" w:cs="Times New Roman"/>
+                <w:bCs/>
+                <w:sz w:val="18"/>
+                <w:szCs w:val="18"/>
+              </w:rPr>
+              <w:t>Araling</w:t>
+            </w:r>
+            <w:proofErr w:type="spellEnd"/>
+            <w:r>
+              <w:rPr>
+                <w:rFonts w:ascii="Aptos Slab SemiBold" w:hAnsi="Aptos Slab SemiBold" w:cs="Times New Roman"/>
+                <w:bCs/>
+                <w:sz w:val="18"/>
+                <w:szCs w:val="18"/>
+              </w:rPr>
+              <w:t xml:space="preserve"> </w:t>
+            </w:r>
+            <w:proofErr w:type="spellStart"/>
+            <w:r>
+              <w:rPr>
+                <w:rFonts w:ascii="Aptos Slab SemiBold" w:hAnsi="Aptos Slab SemiBold" w:cs="Times New Roman"/>
+                <w:bCs/>
+                <w:sz w:val="18"/>
+                <w:szCs w:val="18"/>
+              </w:rPr>
+              <w:t>Panlipunan</w:t>
+            </w:r>
+            <w:proofErr w:type="spellEnd"/>
+          </w:p>
+        </w:tc>
+        <w:tc>
+          <w:tcPr>
+            <w:tcW w:w="483" w:type="pct"/>
+            <w:vAlign w:val="center"/>
+          </w:tcPr>
+          <w:p>
+            <w:pPr>
+              <w:jc w:val="center"/>
+              <w:rPr>
+                <w:rFonts w:ascii="Aptos Slab SemiBold" w:hAnsi="Aptos Slab SemiBold" w:cs="Times New Roman"/>
+                <w:b/>
+                <w:sz w:val="18"/>
+                <w:szCs w:val="18"/>
+              </w:rPr>
+            </w:pPr>
+          </w:p>
+        </w:tc>
+        <w:tc>
+          <w:tcPr>
+            <w:tcW w:w="484" w:type="pct"/>
+            <w:vAlign w:val="center"/>
+          </w:tcPr>
+          <w:p>
+            <w:pPr>
+              <w:jc w:val="center"/>
+              <w:rPr>
+                <w:rFonts w:ascii="Aptos Slab SemiBold" w:hAnsi="Aptos Slab SemiBold" w:cs="Times New Roman"/>
+                <w:b/>
+                <w:sz w:val="18"/>
+                <w:szCs w:val="18"/>
+              </w:rPr>
+            </w:pPr>
+          </w:p>
+        </w:tc>
+        <w:tc>
+          <w:tcPr>
+            <w:tcW w:w="484" w:type="pct"/>
+            <w:vAlign w:val="center"/>
+          </w:tcPr>
+          <w:p>
+            <w:pPr>
+              <w:jc w:val="center"/>
+              <w:rPr>
+                <w:rFonts w:ascii="Aptos Slab SemiBold" w:hAnsi="Aptos Slab SemiBold" w:cs="Times New Roman"/>
+                <w:b/>
+                <w:sz w:val="18"/>
+                <w:szCs w:val="18"/>
+              </w:rPr>
+            </w:pPr>
+          </w:p>
+        </w:tc>
+        <w:tc>
+          <w:tcPr>
+            <w:tcW w:w="522" w:type="pct"/>
+            <w:vAlign w:val="center"/>
+          </w:tcPr>
+          <w:p>
+            <w:pPr>
+              <w:jc w:val="center"/>
+              <w:rPr>
+                <w:rFonts w:ascii="Aptos Slab SemiBold" w:hAnsi="Aptos Slab SemiBold" w:cs="Times New Roman"/>
+                <w:b/>
+                <w:sz w:val="18"/>
+                <w:szCs w:val="18"/>
+              </w:rPr>
+            </w:pPr>
+          </w:p>
+        </w:tc>
+        <w:tc>
+          <w:tcPr>
+            <w:tcW w:w="916" w:type="pct"/>
+            <w:vAlign w:val="center"/>
+          </w:tcPr>
+          <w:p>
+            <w:pPr>
+              <w:jc w:val="center"/>
+              <w:rPr>
+                <w:rFonts w:ascii="Aptos Slab SemiBold" w:hAnsi="Aptos Slab SemiBold" w:cs="Times New Roman"/>
+                <w:b/>
+                <w:sz w:val="18"/>
+                <w:szCs w:val="18"/>
+              </w:rPr>
+            </w:pPr>
+          </w:p>
+        </w:tc>
+      </w:tr>
+      <w:tr>
+        <w:trPr>
+          <w:trHeight w:val="331"/>
+        </w:trPr>
+        <w:tc>
+          <w:tcPr>
+            <w:tcW w:w="2111" w:type="pct"/>
+            <w:vAlign w:val="center"/>
+          </w:tcPr>
+          <w:p>
+            <w:pPr>
+              <w:rPr>
+                <w:rFonts w:ascii="Aptos Slab SemiBold" w:hAnsi="Aptos Slab SemiBold" w:cs="Times New Roman"/>
+                <w:bCs/>
+                <w:sz w:val="18"/>
+                <w:szCs w:val="18"/>
+              </w:rPr>
+            </w:pPr>
+            <w:r>
+              <w:rPr>
+                <w:rFonts w:ascii="Aptos Slab SemiBold" w:hAnsi="Aptos Slab SemiBold" w:cs="Times New Roman"/>
+                <w:bCs/>
+                <w:sz w:val="18"/>
+                <w:szCs w:val="18"/>
+              </w:rPr>
+              <w:t>Values Education</w:t>
+            </w:r>
+          </w:p>
+        </w:tc>
+        <w:tc>
+          <w:tcPr>
+            <w:tcW w:w="483" w:type="pct"/>
+            <w:vAlign w:val="center"/>
+          </w:tcPr>
+          <w:p>
+            <w:pPr>
+              <w:jc w:val="center"/>
+              <w:rPr>
+                <w:rFonts w:ascii="Aptos Slab SemiBold" w:hAnsi="Aptos Slab SemiBold" w:cs="Times New Roman"/>
+                <w:b/>
+                <w:sz w:val="18"/>
+                <w:szCs w:val="18"/>
+              </w:rPr>
+            </w:pPr>
+          </w:p>
+        </w:tc>
+        <w:tc>
+          <w:tcPr>
+            <w:tcW w:w="484" w:type="pct"/>
+            <w:vAlign w:val="center"/>
+          </w:tcPr>
+          <w:p>
+            <w:pPr>
+              <w:jc w:val="center"/>
+              <w:rPr>
+                <w:rFonts w:ascii="Aptos Slab SemiBold" w:hAnsi="Aptos Slab SemiBold" w:cs="Times New Roman"/>
+                <w:b/>
+                <w:sz w:val="18"/>
+                <w:szCs w:val="18"/>
+              </w:rPr>
+            </w:pPr>
+          </w:p>
+        </w:tc>
+        <w:tc>
+          <w:tcPr>
+            <w:tcW w:w="484" w:type="pct"/>
+            <w:vAlign w:val="center"/>
+          </w:tcPr>
+          <w:p>
+            <w:pPr>
+              <w:jc w:val="center"/>
+              <w:rPr>
+                <w:rFonts w:ascii="Aptos Slab SemiBold" w:hAnsi="Aptos Slab SemiBold" w:cs="Times New Roman"/>
+                <w:b/>
+                <w:sz w:val="18"/>
+                <w:szCs w:val="18"/>
+              </w:rPr>
+            </w:pPr>
+          </w:p>
+        </w:tc>
+        <w:tc>
+          <w:tcPr>
+            <w:tcW w:w="522" w:type="pct"/>
+            <w:vAlign w:val="center"/>
+          </w:tcPr>
+          <w:p>
+            <w:pPr>
+              <w:jc w:val="center"/>
+              <w:rPr>
+                <w:rFonts w:ascii="Aptos Slab SemiBold" w:hAnsi="Aptos Slab SemiBold" w:cs="Times New Roman"/>
+                <w:b/>
+                <w:sz w:val="18"/>
+                <w:szCs w:val="18"/>
+              </w:rPr>
+            </w:pPr>
+          </w:p>
+        </w:tc>
+        <w:tc>
+          <w:tcPr>
+            <w:tcW w:w="916" w:type="pct"/>
+            <w:vAlign w:val="center"/>
+          </w:tcPr>
+          <w:p>
+            <w:pPr>
+              <w:jc w:val="center"/>
+              <w:rPr>
+                <w:rFonts w:ascii="Aptos Slab SemiBold" w:hAnsi="Aptos Slab SemiBold" w:cs="Times New Roman"/>
+                <w:b/>
+                <w:sz w:val="18"/>
+                <w:szCs w:val="18"/>
+              </w:rPr>
+            </w:pPr>
+          </w:p>
+        </w:tc>
+      </w:tr>
+      <w:tr>
+        <w:trPr>
+          <w:trHeight w:val="331"/>
+        </w:trPr>
+        <w:tc>
+          <w:tcPr>
+            <w:tcW w:w="2111" w:type="pct"/>
+            <w:vAlign w:val="center"/>
+          </w:tcPr>
+          <w:p>
+            <w:pPr>
+              <w:rPr>
+                <w:rFonts w:ascii="Aptos Slab SemiBold" w:hAnsi="Aptos Slab SemiBold" w:cs="Times New Roman"/>
+                <w:bCs/>
+                <w:sz w:val="18"/>
+                <w:szCs w:val="18"/>
+              </w:rPr>
+            </w:pPr>
+            <w:r>
+              <w:rPr>
+                <w:rFonts w:ascii="Aptos Slab SemiBold" w:hAnsi="Aptos Slab SemiBold" w:cs="Times New Roman"/>
+                <w:bCs/>
+                <w:sz w:val="18"/>
+                <w:szCs w:val="18"/>
+              </w:rPr>
+              <w:t>TLE (Technology and Livelihood Education)</w:t>
+            </w:r>
+          </w:p>
+        </w:tc>
+        <w:tc>
+          <w:tcPr>
+            <w:tcW w:w="483" w:type="pct"/>
+            <w:vAlign w:val="center"/>
+          </w:tcPr>
+          <w:p>
+            <w:pPr>
+              <w:jc w:val="center"/>
+              <w:rPr>
+                <w:rFonts w:ascii="Aptos Slab SemiBold" w:hAnsi="Aptos Slab SemiBold" w:cs="Times New Roman"/>
+                <w:b/>
+                <w:sz w:val="18"/>
+                <w:szCs w:val="18"/>
+              </w:rPr>
+            </w:pPr>
+          </w:p>
+        </w:tc>
+        <w:tc>
+          <w:tcPr>
+            <w:tcW w:w="484" w:type="pct"/>
+            <w:vAlign w:val="center"/>
+          </w:tcPr>
+          <w:p>
+            <w:pPr>
+              <w:jc w:val="center"/>
+              <w:rPr>
+                <w:rFonts w:ascii="Aptos Slab SemiBold" w:hAnsi="Aptos Slab SemiBold" w:cs="Times New Roman"/>
+                <w:b/>
+                <w:sz w:val="18"/>
+                <w:szCs w:val="18"/>
+              </w:rPr>
+            </w:pPr>
+          </w:p>
+        </w:tc>
+        <w:tc>
+          <w:tcPr>
+            <w:tcW w:w="484" w:type="pct"/>
+            <w:vAlign w:val="center"/>
+          </w:tcPr>
+          <w:p>
+            <w:pPr>
+              <w:jc w:val="center"/>
+              <w:rPr>
+                <w:rFonts w:ascii="Aptos Slab SemiBold" w:hAnsi="Aptos Slab SemiBold" w:cs="Times New Roman"/>
+                <w:b/>
+                <w:sz w:val="18"/>
+                <w:szCs w:val="18"/>
+              </w:rPr>
+            </w:pPr>
+          </w:p>
+        </w:tc>
+        <w:tc>
+          <w:tcPr>
+            <w:tcW w:w="522" w:type="pct"/>
+            <w:vAlign w:val="center"/>
+          </w:tcPr>
+          <w:p>
+            <w:pPr>
+              <w:jc w:val="center"/>
+              <w:rPr>
+                <w:rFonts w:ascii="Aptos Slab SemiBold" w:hAnsi="Aptos Slab SemiBold" w:cs="Times New Roman"/>
+                <w:b/>
+                <w:sz w:val="18"/>
+                <w:szCs w:val="18"/>
+              </w:rPr>
+            </w:pPr>
+          </w:p>
+        </w:tc>
+        <w:tc>
+          <w:tcPr>
+            <w:tcW w:w="916" w:type="pct"/>
+            <w:vAlign w:val="center"/>
+          </w:tcPr>
+          <w:p>
+            <w:pPr>
+              <w:jc w:val="center"/>
+              <w:rPr>
+                <w:rFonts w:ascii="Aptos Slab SemiBold" w:hAnsi="Aptos Slab SemiBold" w:cs="Times New Roman"/>
+                <w:b/>
+                <w:sz w:val="18"/>
+                <w:szCs w:val="18"/>
+              </w:rPr>
+            </w:pPr>
+          </w:p>
+        </w:tc>
+      </w:tr>
+      <w:tr>
+        <w:trPr>
+          <w:trHeight w:val="331"/>
+        </w:trPr>
+        <w:tc>
+          <w:tcPr>
+            <w:tcW w:w="2111" w:type="pct"/>
+            <w:vAlign w:val="center"/>
+          </w:tcPr>
+          <w:p>
+            <w:pPr>
+              <w:rPr>
+                <w:rFonts w:ascii="Aptos Slab SemiBold" w:hAnsi="Aptos Slab SemiBold" w:cs="Times New Roman"/>
+                <w:bCs/>
+                <w:sz w:val="18"/>
+                <w:szCs w:val="18"/>
+              </w:rPr>
+            </w:pPr>
+            <w:r>
+              <w:rPr>
+                <w:rFonts w:ascii="Aptos Slab SemiBold" w:hAnsi="Aptos Slab SemiBold" w:cs="Times New Roman"/>
+                <w:bCs/>
+                <w:sz w:val="18"/>
+                <w:szCs w:val="18"/>
+              </w:rPr>
+              <w:t>M</w:t>
+            </w:r>
+            <w:r>
+              <w:rPr>
+                <w:rFonts w:ascii="Aptos Slab SemiBold" w:hAnsi="Aptos Slab SemiBold" w:cs="Times New Roman"/>
+                <w:bCs/>
+                <w:sz w:val="18"/>
+                <w:szCs w:val="18"/>
+              </w:rPr>
+              <w:t>APEH</w:t>
+            </w:r>
+          </w:p>
+        </w:tc>
+        <w:tc>
+          <w:tcPr>
+            <w:tcW w:w="483" w:type="pct"/>
+            <w:vAlign w:val="center"/>
+          </w:tcPr>
+          <w:p>
+            <w:pPr>
+              <w:jc w:val="center"/>
+              <w:rPr>
+                <w:rFonts w:ascii="Aptos Slab SemiBold" w:hAnsi="Aptos Slab SemiBold" w:cs="Times New Roman"/>
+                <w:b/>
+                <w:sz w:val="18"/>
+                <w:szCs w:val="18"/>
+              </w:rPr>
+            </w:pPr>
+          </w:p>
+        </w:tc>
+        <w:tc>
+          <w:tcPr>
+            <w:tcW w:w="484" w:type="pct"/>
+            <w:vAlign w:val="center"/>
+          </w:tcPr>
+          <w:p>
+            <w:pPr>
+              <w:jc w:val="center"/>
+              <w:rPr>
+                <w:rFonts w:ascii="Aptos Slab SemiBold" w:hAnsi="Aptos Slab SemiBold" w:cs="Times New Roman"/>
+                <w:b/>
+                <w:sz w:val="18"/>
+                <w:szCs w:val="18"/>
+              </w:rPr>
+            </w:pPr>
+          </w:p>
+        </w:tc>
+        <w:tc>
+          <w:tcPr>
+            <w:tcW w:w="484" w:type="pct"/>
+            <w:vAlign w:val="center"/>
+          </w:tcPr>
+          <w:p>
+            <w:pPr>
+              <w:jc w:val="center"/>
+              <w:rPr>
+                <w:rFonts w:ascii="Aptos Slab SemiBold" w:hAnsi="Aptos Slab SemiBold" w:cs="Times New Roman"/>
+                <w:b/>
+                <w:sz w:val="18"/>
+                <w:szCs w:val="18"/>
+              </w:rPr>
+            </w:pPr>
+          </w:p>
+        </w:tc>
+        <w:tc>
+          <w:tcPr>
+            <w:tcW w:w="522" w:type="pct"/>
+            <w:vAlign w:val="center"/>
+          </w:tcPr>
+          <w:p>
+            <w:pPr>
+              <w:jc w:val="center"/>
+              <w:rPr>
+                <w:rFonts w:ascii="Aptos Slab SemiBold" w:hAnsi="Aptos Slab SemiBold" w:cs="Times New Roman"/>
+                <w:b/>
+                <w:sz w:val="18"/>
+                <w:szCs w:val="18"/>
+              </w:rPr>
+            </w:pPr>
+          </w:p>
+        </w:tc>
+        <w:tc>
+          <w:tcPr>
+            <w:tcW w:w="916" w:type="pct"/>
+            <w:vAlign w:val="center"/>
+          </w:tcPr>
+          <w:p>
+            <w:pPr>
+              <w:jc w:val="center"/>
+              <w:rPr>
+                <w:rFonts w:ascii="Aptos Slab SemiBold" w:hAnsi="Aptos Slab SemiBold" w:cs="Times New Roman"/>
+                <w:b/>
+                <w:sz w:val="18"/>
+                <w:szCs w:val="18"/>
+              </w:rPr>
+            </w:pPr>
+          </w:p>
+        </w:tc>
+      </w:tr>
+      <w:tr>
+        <w:trPr>
+          <w:trHeight w:val="331"/>
+        </w:trPr>
+        <w:tc>
+          <w:tcPr>
+            <w:tcW w:w="2111" w:type="pct"/>
+            <w:vAlign w:val="center"/>
+          </w:tcPr>
+          <w:p>
+            <w:pPr>
+              <w:rPr>
+                <w:rFonts w:ascii="Aptos Slab Light" w:hAnsi="Aptos Slab Light" w:cs="Times New Roman"/>
+                <w:bCs/>
+                <w:i/>
+                <w:iCs/>
+                <w:sz w:val="18"/>
+                <w:szCs w:val="18"/>
+              </w:rPr>
+            </w:pPr>
+            <w:r>
+              <w:rPr>
+                <w:rFonts w:ascii="Aptos Slab Light" w:hAnsi="Aptos Slab Light" w:cs="Times New Roman"/>
+                <w:bCs/>
+                <w:i/>
+                <w:iCs/>
+                <w:sz w:val="18"/>
+                <w:szCs w:val="18"/>
+              </w:rPr>
+              <w:t xml:space="preserve">    Music &amp; Arts</w:t>
+            </w:r>
+          </w:p>
+        </w:tc>
+        <w:tc>
+          <w:tcPr>
+            <w:tcW w:w="483" w:type="pct"/>
+            <w:vAlign w:val="center"/>
+          </w:tcPr>
+          <w:p>
+            <w:pPr>
+              <w:jc w:val="center"/>
+              <w:rPr>
+                <w:rFonts w:ascii="Aptos Slab SemiBold" w:hAnsi="Aptos Slab SemiBold" w:cs="Times New Roman"/>
+                <w:b/>
+                <w:sz w:val="18"/>
+                <w:szCs w:val="18"/>
+              </w:rPr>
+            </w:pPr>
+          </w:p>
+        </w:tc>
+        <w:tc>
+          <w:tcPr>
+            <w:tcW w:w="484" w:type="pct"/>
+            <w:vAlign w:val="center"/>
+          </w:tcPr>
+          <w:p>
+            <w:pPr>
+              <w:jc w:val="center"/>
+              <w:rPr>
+                <w:rFonts w:ascii="Aptos Slab SemiBold" w:hAnsi="Aptos Slab SemiBold" w:cs="Times New Roman"/>
+                <w:b/>
+                <w:sz w:val="18"/>
+                <w:szCs w:val="18"/>
+              </w:rPr>
+            </w:pPr>
+          </w:p>
+        </w:tc>
+        <w:tc>
+          <w:tcPr>
+            <w:tcW w:w="484" w:type="pct"/>
+            <w:vAlign w:val="center"/>
+          </w:tcPr>
+          <w:p>
+            <w:pPr>
+              <w:jc w:val="center"/>
+              <w:rPr>
+                <w:rFonts w:ascii="Aptos Slab SemiBold" w:hAnsi="Aptos Slab SemiBold" w:cs="Times New Roman"/>
+                <w:b/>
+                <w:sz w:val="18"/>
+                <w:szCs w:val="18"/>
+              </w:rPr>
+            </w:pPr>
+          </w:p>
+        </w:tc>
+        <w:tc>
+          <w:tcPr>
+            <w:tcW w:w="522" w:type="pct"/>
+            <w:vAlign w:val="center"/>
+          </w:tcPr>
+          <w:p>
+            <w:pPr>
+              <w:jc w:val="center"/>
+              <w:rPr>
+                <w:rFonts w:ascii="Aptos Slab SemiBold" w:hAnsi="Aptos Slab SemiBold" w:cs="Times New Roman"/>
+                <w:b/>
+                <w:sz w:val="18"/>
+                <w:szCs w:val="18"/>
+              </w:rPr>
+            </w:pPr>
+          </w:p>
+        </w:tc>
+        <w:tc>
+          <w:tcPr>
+            <w:tcW w:w="916" w:type="pct"/>
+            <w:vAlign w:val="center"/>
+          </w:tcPr>
+          <w:p>
+            <w:pPr>
+              <w:jc w:val="center"/>
+              <w:rPr>
+                <w:rFonts w:ascii="Aptos Slab SemiBold" w:hAnsi="Aptos Slab SemiBold" w:cs="Times New Roman"/>
+                <w:b/>
+                <w:sz w:val="18"/>
+                <w:szCs w:val="18"/>
+              </w:rPr>
+            </w:pPr>
+          </w:p>
+        </w:tc>
+      </w:tr>
+      <w:tr>
+        <w:trPr>
+          <w:trHeight w:val="331"/>
+        </w:trPr>
+        <w:tc>
+          <w:tcPr>
+            <w:tcW w:w="2111" w:type="pct"/>
+            <w:vAlign w:val="center"/>
+          </w:tcPr>
+          <w:p>
+            <w:pPr>
+              <w:rPr>
+                <w:rFonts w:ascii="Aptos Slab Light" w:hAnsi="Aptos Slab Light" w:cs="Times New Roman"/>
+                <w:bCs/>
+                <w:i/>
+                <w:iCs/>
+                <w:sz w:val="18"/>
+                <w:szCs w:val="18"/>
+              </w:rPr>
+            </w:pPr>
+            <w:r>
+              <w:rPr>
+                <w:rFonts w:ascii="Aptos Slab Light" w:hAnsi="Aptos Slab Light" w:cs="Times New Roman"/>
+                <w:bCs/>
+                <w:i/>
+                <w:iCs/>
+                <w:sz w:val="18"/>
+                <w:szCs w:val="18"/>
+              </w:rPr>
+              <w:t xml:space="preserve">    PE &amp; Health</w:t>
             </w:r>
           </w:p>
         </w:tc>
@@ -1494,1080 +2560,6 @@
       <w:tr>
         <w:trPr>
           <w:trHeight w:val="346"/>
-        </w:trPr>
-        <w:tc>
-          <w:tcPr>
-            <w:tcW w:w="2111" w:type="pct"/>
-            <w:vAlign w:val="center"/>
-          </w:tcPr>
-          <w:p>
-            <w:pPr>
-              <w:rPr>
-                <w:rFonts w:ascii="Aptos Slab SemiBold" w:hAnsi="Aptos Slab SemiBold" w:cs="Times New Roman"/>
-                <w:bCs/>
-                <w:sz w:val="18"/>
-                <w:szCs w:val="18"/>
-              </w:rPr>
-            </w:pPr>
-            <w:r>
-              <w:rPr>
-                <w:rFonts w:ascii="Aptos Slab SemiBold" w:hAnsi="Aptos Slab SemiBold" w:cs="Times New Roman"/>
-                <w:bCs/>
-                <w:sz w:val="18"/>
-                <w:szCs w:val="18"/>
-              </w:rPr>
-              <w:t>English</w:t>
-            </w:r>
-          </w:p>
-        </w:tc>
-        <w:tc>
-          <w:tcPr>
-            <w:tcW w:w="483" w:type="pct"/>
-            <w:vAlign w:val="center"/>
-          </w:tcPr>
-          <w:p>
-            <w:pPr>
-              <w:jc w:val="center"/>
-              <w:rPr>
-                <w:rFonts w:ascii="Aptos Slab SemiBold" w:hAnsi="Aptos Slab SemiBold" w:cs="Times New Roman"/>
-                <w:b/>
-                <w:sz w:val="18"/>
-                <w:szCs w:val="18"/>
-              </w:rPr>
-            </w:pPr>
-          </w:p>
-        </w:tc>
-        <w:tc>
-          <w:tcPr>
-            <w:tcW w:w="484" w:type="pct"/>
-            <w:vAlign w:val="center"/>
-          </w:tcPr>
-          <w:p>
-            <w:pPr>
-              <w:jc w:val="center"/>
-              <w:rPr>
-                <w:rFonts w:ascii="Aptos Slab SemiBold" w:hAnsi="Aptos Slab SemiBold" w:cs="Times New Roman"/>
-                <w:b/>
-                <w:sz w:val="18"/>
-                <w:szCs w:val="18"/>
-              </w:rPr>
-            </w:pPr>
-          </w:p>
-        </w:tc>
-        <w:tc>
-          <w:tcPr>
-            <w:tcW w:w="484" w:type="pct"/>
-            <w:vAlign w:val="center"/>
-          </w:tcPr>
-          <w:p>
-            <w:pPr>
-              <w:jc w:val="center"/>
-              <w:rPr>
-                <w:rFonts w:ascii="Aptos Slab SemiBold" w:hAnsi="Aptos Slab SemiBold" w:cs="Times New Roman"/>
-                <w:b/>
-                <w:sz w:val="18"/>
-                <w:szCs w:val="18"/>
-              </w:rPr>
-            </w:pPr>
-          </w:p>
-        </w:tc>
-        <w:tc>
-          <w:tcPr>
-            <w:tcW w:w="522" w:type="pct"/>
-            <w:vAlign w:val="center"/>
-          </w:tcPr>
-          <w:p>
-            <w:pPr>
-              <w:jc w:val="center"/>
-              <w:rPr>
-                <w:rFonts w:ascii="Aptos Slab SemiBold" w:hAnsi="Aptos Slab SemiBold" w:cs="Times New Roman"/>
-                <w:b/>
-                <w:sz w:val="18"/>
-                <w:szCs w:val="18"/>
-              </w:rPr>
-            </w:pPr>
-          </w:p>
-        </w:tc>
-        <w:tc>
-          <w:tcPr>
-            <w:tcW w:w="916" w:type="pct"/>
-            <w:vAlign w:val="center"/>
-          </w:tcPr>
-          <w:p>
-            <w:pPr>
-              <w:jc w:val="center"/>
-              <w:rPr>
-                <w:rFonts w:ascii="Aptos Slab SemiBold" w:hAnsi="Aptos Slab SemiBold" w:cs="Times New Roman"/>
-                <w:b/>
-                <w:sz w:val="18"/>
-                <w:szCs w:val="18"/>
-              </w:rPr>
-            </w:pPr>
-          </w:p>
-        </w:tc>
-      </w:tr>
-      <w:tr>
-        <w:trPr>
-          <w:trHeight w:val="346"/>
-        </w:trPr>
-        <w:tc>
-          <w:tcPr>
-            <w:tcW w:w="2111" w:type="pct"/>
-            <w:vAlign w:val="center"/>
-          </w:tcPr>
-          <w:p>
-            <w:pPr>
-              <w:rPr>
-                <w:rFonts w:ascii="Aptos Slab SemiBold" w:hAnsi="Aptos Slab SemiBold" w:cs="Times New Roman"/>
-                <w:bCs/>
-                <w:sz w:val="18"/>
-                <w:szCs w:val="18"/>
-              </w:rPr>
-            </w:pPr>
-            <w:r>
-              <w:rPr>
-                <w:rFonts w:ascii="Aptos Slab SemiBold" w:hAnsi="Aptos Slab SemiBold" w:cs="Times New Roman"/>
-                <w:bCs/>
-                <w:sz w:val="18"/>
-                <w:szCs w:val="18"/>
-              </w:rPr>
-              <w:t>Mathematics</w:t>
-            </w:r>
-          </w:p>
-        </w:tc>
-        <w:tc>
-          <w:tcPr>
-            <w:tcW w:w="483" w:type="pct"/>
-            <w:vAlign w:val="center"/>
-          </w:tcPr>
-          <w:p>
-            <w:pPr>
-              <w:jc w:val="center"/>
-              <w:rPr>
-                <w:rFonts w:ascii="Aptos Slab SemiBold" w:hAnsi="Aptos Slab SemiBold" w:cs="Times New Roman"/>
-                <w:b/>
-                <w:sz w:val="18"/>
-                <w:szCs w:val="18"/>
-              </w:rPr>
-            </w:pPr>
-          </w:p>
-        </w:tc>
-        <w:tc>
-          <w:tcPr>
-            <w:tcW w:w="484" w:type="pct"/>
-            <w:vAlign w:val="center"/>
-          </w:tcPr>
-          <w:p>
-            <w:pPr>
-              <w:jc w:val="center"/>
-              <w:rPr>
-                <w:rFonts w:ascii="Aptos Slab SemiBold" w:hAnsi="Aptos Slab SemiBold" w:cs="Times New Roman"/>
-                <w:b/>
-                <w:sz w:val="18"/>
-                <w:szCs w:val="18"/>
-              </w:rPr>
-            </w:pPr>
-          </w:p>
-        </w:tc>
-        <w:tc>
-          <w:tcPr>
-            <w:tcW w:w="484" w:type="pct"/>
-            <w:vAlign w:val="center"/>
-          </w:tcPr>
-          <w:p>
-            <w:pPr>
-              <w:jc w:val="center"/>
-              <w:rPr>
-                <w:rFonts w:ascii="Aptos Slab SemiBold" w:hAnsi="Aptos Slab SemiBold" w:cs="Times New Roman"/>
-                <w:b/>
-                <w:sz w:val="18"/>
-                <w:szCs w:val="18"/>
-              </w:rPr>
-            </w:pPr>
-          </w:p>
-        </w:tc>
-        <w:tc>
-          <w:tcPr>
-            <w:tcW w:w="522" w:type="pct"/>
-            <w:vAlign w:val="center"/>
-          </w:tcPr>
-          <w:p>
-            <w:pPr>
-              <w:jc w:val="center"/>
-              <w:rPr>
-                <w:rFonts w:ascii="Aptos Slab SemiBold" w:hAnsi="Aptos Slab SemiBold" w:cs="Times New Roman"/>
-                <w:b/>
-                <w:sz w:val="18"/>
-                <w:szCs w:val="18"/>
-              </w:rPr>
-            </w:pPr>
-          </w:p>
-        </w:tc>
-        <w:tc>
-          <w:tcPr>
-            <w:tcW w:w="916" w:type="pct"/>
-            <w:vAlign w:val="center"/>
-          </w:tcPr>
-          <w:p>
-            <w:pPr>
-              <w:jc w:val="center"/>
-              <w:rPr>
-                <w:rFonts w:ascii="Aptos Slab SemiBold" w:hAnsi="Aptos Slab SemiBold" w:cs="Times New Roman"/>
-                <w:b/>
-                <w:sz w:val="18"/>
-                <w:szCs w:val="18"/>
-              </w:rPr>
-            </w:pPr>
-          </w:p>
-        </w:tc>
-      </w:tr>
-      <w:tr>
-        <w:trPr>
-          <w:trHeight w:val="346"/>
-        </w:trPr>
-        <w:tc>
-          <w:tcPr>
-            <w:tcW w:w="2111" w:type="pct"/>
-            <w:vAlign w:val="center"/>
-          </w:tcPr>
-          <w:p>
-            <w:pPr>
-              <w:rPr>
-                <w:rFonts w:ascii="Aptos Slab SemiBold" w:hAnsi="Aptos Slab SemiBold" w:cs="Times New Roman"/>
-                <w:bCs/>
-                <w:sz w:val="18"/>
-                <w:szCs w:val="18"/>
-              </w:rPr>
-            </w:pPr>
-            <w:r>
-              <w:rPr>
-                <w:rFonts w:ascii="Aptos Slab SemiBold" w:hAnsi="Aptos Slab SemiBold" w:cs="Times New Roman"/>
-                <w:bCs/>
-                <w:sz w:val="18"/>
-                <w:szCs w:val="18"/>
-              </w:rPr>
-              <w:t>Science</w:t>
-            </w:r>
-          </w:p>
-        </w:tc>
-        <w:tc>
-          <w:tcPr>
-            <w:tcW w:w="483" w:type="pct"/>
-            <w:vAlign w:val="center"/>
-          </w:tcPr>
-          <w:p>
-            <w:pPr>
-              <w:jc w:val="center"/>
-              <w:rPr>
-                <w:rFonts w:ascii="Aptos Slab SemiBold" w:hAnsi="Aptos Slab SemiBold" w:cs="Times New Roman"/>
-                <w:b/>
-                <w:sz w:val="18"/>
-                <w:szCs w:val="18"/>
-              </w:rPr>
-            </w:pPr>
-          </w:p>
-        </w:tc>
-        <w:tc>
-          <w:tcPr>
-            <w:tcW w:w="484" w:type="pct"/>
-            <w:vAlign w:val="center"/>
-          </w:tcPr>
-          <w:p>
-            <w:pPr>
-              <w:jc w:val="center"/>
-              <w:rPr>
-                <w:rFonts w:ascii="Aptos Slab SemiBold" w:hAnsi="Aptos Slab SemiBold" w:cs="Times New Roman"/>
-                <w:b/>
-                <w:sz w:val="18"/>
-                <w:szCs w:val="18"/>
-              </w:rPr>
-            </w:pPr>
-          </w:p>
-        </w:tc>
-        <w:tc>
-          <w:tcPr>
-            <w:tcW w:w="484" w:type="pct"/>
-            <w:vAlign w:val="center"/>
-          </w:tcPr>
-          <w:p>
-            <w:pPr>
-              <w:jc w:val="center"/>
-              <w:rPr>
-                <w:rFonts w:ascii="Aptos Slab SemiBold" w:hAnsi="Aptos Slab SemiBold" w:cs="Times New Roman"/>
-                <w:b/>
-                <w:sz w:val="18"/>
-                <w:szCs w:val="18"/>
-              </w:rPr>
-            </w:pPr>
-          </w:p>
-        </w:tc>
-        <w:tc>
-          <w:tcPr>
-            <w:tcW w:w="522" w:type="pct"/>
-            <w:vAlign w:val="center"/>
-          </w:tcPr>
-          <w:p>
-            <w:pPr>
-              <w:jc w:val="center"/>
-              <w:rPr>
-                <w:rFonts w:ascii="Aptos Slab SemiBold" w:hAnsi="Aptos Slab SemiBold" w:cs="Times New Roman"/>
-                <w:b/>
-                <w:sz w:val="18"/>
-                <w:szCs w:val="18"/>
-              </w:rPr>
-            </w:pPr>
-          </w:p>
-        </w:tc>
-        <w:tc>
-          <w:tcPr>
-            <w:tcW w:w="916" w:type="pct"/>
-            <w:vAlign w:val="center"/>
-          </w:tcPr>
-          <w:p>
-            <w:pPr>
-              <w:jc w:val="center"/>
-              <w:rPr>
-                <w:rFonts w:ascii="Aptos Slab SemiBold" w:hAnsi="Aptos Slab SemiBold" w:cs="Times New Roman"/>
-                <w:b/>
-                <w:sz w:val="18"/>
-                <w:szCs w:val="18"/>
-              </w:rPr>
-            </w:pPr>
-          </w:p>
-        </w:tc>
-      </w:tr>
-      <w:tr>
-        <w:trPr>
-          <w:trHeight w:val="346"/>
-        </w:trPr>
-        <w:tc>
-          <w:tcPr>
-            <w:tcW w:w="2111" w:type="pct"/>
-            <w:vAlign w:val="center"/>
-          </w:tcPr>
-          <w:p>
-            <w:pPr>
-              <w:rPr>
-                <w:rFonts w:ascii="Aptos Slab SemiBold" w:hAnsi="Aptos Slab SemiBold" w:cs="Times New Roman"/>
-                <w:bCs/>
-                <w:sz w:val="18"/>
-                <w:szCs w:val="18"/>
-              </w:rPr>
-            </w:pPr>
-            <w:proofErr w:type="spellStart"/>
-            <w:r>
-              <w:rPr>
-                <w:rFonts w:ascii="Aptos Slab SemiBold" w:hAnsi="Aptos Slab SemiBold" w:cs="Times New Roman"/>
-                <w:bCs/>
-                <w:sz w:val="18"/>
-                <w:szCs w:val="18"/>
-              </w:rPr>
-              <w:t>Araling</w:t>
-            </w:r>
-            <w:proofErr w:type="spellEnd"/>
-            <w:r>
-              <w:rPr>
-                <w:rFonts w:ascii="Aptos Slab SemiBold" w:hAnsi="Aptos Slab SemiBold" w:cs="Times New Roman"/>
-                <w:bCs/>
-                <w:sz w:val="18"/>
-                <w:szCs w:val="18"/>
-              </w:rPr>
-              <w:t xml:space="preserve"> </w:t>
-            </w:r>
-            <w:proofErr w:type="spellStart"/>
-            <w:r>
-              <w:rPr>
-                <w:rFonts w:ascii="Aptos Slab SemiBold" w:hAnsi="Aptos Slab SemiBold" w:cs="Times New Roman"/>
-                <w:bCs/>
-                <w:sz w:val="18"/>
-                <w:szCs w:val="18"/>
-              </w:rPr>
-              <w:t>Panlipunan</w:t>
-            </w:r>
-            <w:proofErr w:type="spellEnd"/>
-          </w:p>
-        </w:tc>
-        <w:tc>
-          <w:tcPr>
-            <w:tcW w:w="483" w:type="pct"/>
-            <w:vAlign w:val="center"/>
-          </w:tcPr>
-          <w:p>
-            <w:pPr>
-              <w:jc w:val="center"/>
-              <w:rPr>
-                <w:rFonts w:ascii="Aptos Slab SemiBold" w:hAnsi="Aptos Slab SemiBold" w:cs="Times New Roman"/>
-                <w:b/>
-                <w:sz w:val="18"/>
-                <w:szCs w:val="18"/>
-              </w:rPr>
-            </w:pPr>
-          </w:p>
-        </w:tc>
-        <w:tc>
-          <w:tcPr>
-            <w:tcW w:w="484" w:type="pct"/>
-            <w:vAlign w:val="center"/>
-          </w:tcPr>
-          <w:p>
-            <w:pPr>
-              <w:jc w:val="center"/>
-              <w:rPr>
-                <w:rFonts w:ascii="Aptos Slab SemiBold" w:hAnsi="Aptos Slab SemiBold" w:cs="Times New Roman"/>
-                <w:b/>
-                <w:sz w:val="18"/>
-                <w:szCs w:val="18"/>
-              </w:rPr>
-            </w:pPr>
-          </w:p>
-        </w:tc>
-        <w:tc>
-          <w:tcPr>
-            <w:tcW w:w="484" w:type="pct"/>
-            <w:vAlign w:val="center"/>
-          </w:tcPr>
-          <w:p>
-            <w:pPr>
-              <w:jc w:val="center"/>
-              <w:rPr>
-                <w:rFonts w:ascii="Aptos Slab SemiBold" w:hAnsi="Aptos Slab SemiBold" w:cs="Times New Roman"/>
-                <w:b/>
-                <w:sz w:val="18"/>
-                <w:szCs w:val="18"/>
-              </w:rPr>
-            </w:pPr>
-          </w:p>
-        </w:tc>
-        <w:tc>
-          <w:tcPr>
-            <w:tcW w:w="522" w:type="pct"/>
-            <w:vAlign w:val="center"/>
-          </w:tcPr>
-          <w:p>
-            <w:pPr>
-              <w:jc w:val="center"/>
-              <w:rPr>
-                <w:rFonts w:ascii="Aptos Slab SemiBold" w:hAnsi="Aptos Slab SemiBold" w:cs="Times New Roman"/>
-                <w:b/>
-                <w:sz w:val="18"/>
-                <w:szCs w:val="18"/>
-              </w:rPr>
-            </w:pPr>
-          </w:p>
-        </w:tc>
-        <w:tc>
-          <w:tcPr>
-            <w:tcW w:w="916" w:type="pct"/>
-            <w:vAlign w:val="center"/>
-          </w:tcPr>
-          <w:p>
-            <w:pPr>
-              <w:jc w:val="center"/>
-              <w:rPr>
-                <w:rFonts w:ascii="Aptos Slab SemiBold" w:hAnsi="Aptos Slab SemiBold" w:cs="Times New Roman"/>
-                <w:b/>
-                <w:sz w:val="18"/>
-                <w:szCs w:val="18"/>
-              </w:rPr>
-            </w:pPr>
-          </w:p>
-        </w:tc>
-      </w:tr>
-      <w:tr>
-        <w:trPr>
-          <w:trHeight w:val="346"/>
-        </w:trPr>
-        <w:tc>
-          <w:tcPr>
-            <w:tcW w:w="2111" w:type="pct"/>
-            <w:vAlign w:val="center"/>
-          </w:tcPr>
-          <w:p>
-            <w:pPr>
-              <w:rPr>
-                <w:rFonts w:ascii="Aptos Slab SemiBold" w:hAnsi="Aptos Slab SemiBold" w:cs="Times New Roman"/>
-                <w:bCs/>
-                <w:sz w:val="18"/>
-                <w:szCs w:val="18"/>
-              </w:rPr>
-            </w:pPr>
-            <w:r>
-              <w:rPr>
-                <w:rFonts w:ascii="Aptos Slab SemiBold" w:hAnsi="Aptos Slab SemiBold" w:cs="Times New Roman"/>
-                <w:bCs/>
-                <w:sz w:val="18"/>
-                <w:szCs w:val="18"/>
-              </w:rPr>
-              <w:t>Values Education</w:t>
-            </w:r>
-          </w:p>
-        </w:tc>
-        <w:tc>
-          <w:tcPr>
-            <w:tcW w:w="483" w:type="pct"/>
-            <w:vAlign w:val="center"/>
-          </w:tcPr>
-          <w:p>
-            <w:pPr>
-              <w:jc w:val="center"/>
-              <w:rPr>
-                <w:rFonts w:ascii="Aptos Slab SemiBold" w:hAnsi="Aptos Slab SemiBold" w:cs="Times New Roman"/>
-                <w:b/>
-                <w:sz w:val="18"/>
-                <w:szCs w:val="18"/>
-              </w:rPr>
-            </w:pPr>
-          </w:p>
-        </w:tc>
-        <w:tc>
-          <w:tcPr>
-            <w:tcW w:w="484" w:type="pct"/>
-            <w:vAlign w:val="center"/>
-          </w:tcPr>
-          <w:p>
-            <w:pPr>
-              <w:jc w:val="center"/>
-              <w:rPr>
-                <w:rFonts w:ascii="Aptos Slab SemiBold" w:hAnsi="Aptos Slab SemiBold" w:cs="Times New Roman"/>
-                <w:b/>
-                <w:sz w:val="18"/>
-                <w:szCs w:val="18"/>
-              </w:rPr>
-            </w:pPr>
-          </w:p>
-        </w:tc>
-        <w:tc>
-          <w:tcPr>
-            <w:tcW w:w="484" w:type="pct"/>
-            <w:vAlign w:val="center"/>
-          </w:tcPr>
-          <w:p>
-            <w:pPr>
-              <w:jc w:val="center"/>
-              <w:rPr>
-                <w:rFonts w:ascii="Aptos Slab SemiBold" w:hAnsi="Aptos Slab SemiBold" w:cs="Times New Roman"/>
-                <w:b/>
-                <w:sz w:val="18"/>
-                <w:szCs w:val="18"/>
-              </w:rPr>
-            </w:pPr>
-          </w:p>
-        </w:tc>
-        <w:tc>
-          <w:tcPr>
-            <w:tcW w:w="522" w:type="pct"/>
-            <w:vAlign w:val="center"/>
-          </w:tcPr>
-          <w:p>
-            <w:pPr>
-              <w:jc w:val="center"/>
-              <w:rPr>
-                <w:rFonts w:ascii="Aptos Slab SemiBold" w:hAnsi="Aptos Slab SemiBold" w:cs="Times New Roman"/>
-                <w:b/>
-                <w:sz w:val="18"/>
-                <w:szCs w:val="18"/>
-              </w:rPr>
-            </w:pPr>
-          </w:p>
-        </w:tc>
-        <w:tc>
-          <w:tcPr>
-            <w:tcW w:w="916" w:type="pct"/>
-            <w:vAlign w:val="center"/>
-          </w:tcPr>
-          <w:p>
-            <w:pPr>
-              <w:jc w:val="center"/>
-              <w:rPr>
-                <w:rFonts w:ascii="Aptos Slab SemiBold" w:hAnsi="Aptos Slab SemiBold" w:cs="Times New Roman"/>
-                <w:b/>
-                <w:sz w:val="18"/>
-                <w:szCs w:val="18"/>
-              </w:rPr>
-            </w:pPr>
-          </w:p>
-        </w:tc>
-      </w:tr>
-      <w:tr>
-        <w:trPr>
-          <w:trHeight w:val="346"/>
-        </w:trPr>
-        <w:tc>
-          <w:tcPr>
-            <w:tcW w:w="2111" w:type="pct"/>
-            <w:vAlign w:val="center"/>
-          </w:tcPr>
-          <w:p>
-            <w:pPr>
-              <w:rPr>
-                <w:rFonts w:ascii="Aptos Slab SemiBold" w:hAnsi="Aptos Slab SemiBold" w:cs="Times New Roman"/>
-                <w:bCs/>
-                <w:sz w:val="18"/>
-                <w:szCs w:val="18"/>
-              </w:rPr>
-            </w:pPr>
-            <w:r>
-              <w:rPr>
-                <w:rFonts w:ascii="Aptos Slab SemiBold" w:hAnsi="Aptos Slab SemiBold" w:cs="Times New Roman"/>
-                <w:bCs/>
-                <w:sz w:val="18"/>
-                <w:szCs w:val="18"/>
-              </w:rPr>
-              <w:t>TLE (Technology and Livelihood Education)</w:t>
-            </w:r>
-          </w:p>
-        </w:tc>
-        <w:tc>
-          <w:tcPr>
-            <w:tcW w:w="483" w:type="pct"/>
-            <w:vAlign w:val="center"/>
-          </w:tcPr>
-          <w:p>
-            <w:pPr>
-              <w:jc w:val="center"/>
-              <w:rPr>
-                <w:rFonts w:ascii="Aptos Slab SemiBold" w:hAnsi="Aptos Slab SemiBold" w:cs="Times New Roman"/>
-                <w:b/>
-                <w:sz w:val="18"/>
-                <w:szCs w:val="18"/>
-              </w:rPr>
-            </w:pPr>
-          </w:p>
-        </w:tc>
-        <w:tc>
-          <w:tcPr>
-            <w:tcW w:w="484" w:type="pct"/>
-            <w:vAlign w:val="center"/>
-          </w:tcPr>
-          <w:p>
-            <w:pPr>
-              <w:jc w:val="center"/>
-              <w:rPr>
-                <w:rFonts w:ascii="Aptos Slab SemiBold" w:hAnsi="Aptos Slab SemiBold" w:cs="Times New Roman"/>
-                <w:b/>
-                <w:sz w:val="18"/>
-                <w:szCs w:val="18"/>
-              </w:rPr>
-            </w:pPr>
-          </w:p>
-        </w:tc>
-        <w:tc>
-          <w:tcPr>
-            <w:tcW w:w="484" w:type="pct"/>
-            <w:vAlign w:val="center"/>
-          </w:tcPr>
-          <w:p>
-            <w:pPr>
-              <w:jc w:val="center"/>
-              <w:rPr>
-                <w:rFonts w:ascii="Aptos Slab SemiBold" w:hAnsi="Aptos Slab SemiBold" w:cs="Times New Roman"/>
-                <w:b/>
-                <w:sz w:val="18"/>
-                <w:szCs w:val="18"/>
-              </w:rPr>
-            </w:pPr>
-          </w:p>
-        </w:tc>
-        <w:tc>
-          <w:tcPr>
-            <w:tcW w:w="522" w:type="pct"/>
-            <w:vAlign w:val="center"/>
-          </w:tcPr>
-          <w:p>
-            <w:pPr>
-              <w:jc w:val="center"/>
-              <w:rPr>
-                <w:rFonts w:ascii="Aptos Slab SemiBold" w:hAnsi="Aptos Slab SemiBold" w:cs="Times New Roman"/>
-                <w:b/>
-                <w:sz w:val="18"/>
-                <w:szCs w:val="18"/>
-              </w:rPr>
-            </w:pPr>
-          </w:p>
-        </w:tc>
-        <w:tc>
-          <w:tcPr>
-            <w:tcW w:w="916" w:type="pct"/>
-            <w:vAlign w:val="center"/>
-          </w:tcPr>
-          <w:p>
-            <w:pPr>
-              <w:jc w:val="center"/>
-              <w:rPr>
-                <w:rFonts w:ascii="Aptos Slab SemiBold" w:hAnsi="Aptos Slab SemiBold" w:cs="Times New Roman"/>
-                <w:b/>
-                <w:sz w:val="18"/>
-                <w:szCs w:val="18"/>
-              </w:rPr>
-            </w:pPr>
-          </w:p>
-        </w:tc>
-      </w:tr>
-      <w:tr>
-        <w:trPr>
-          <w:trHeight w:val="346"/>
-        </w:trPr>
-        <w:tc>
-          <w:tcPr>
-            <w:tcW w:w="2111" w:type="pct"/>
-            <w:vAlign w:val="center"/>
-          </w:tcPr>
-          <w:p>
-            <w:pPr>
-              <w:rPr>
-                <w:rFonts w:ascii="Aptos Slab SemiBold" w:hAnsi="Aptos Slab SemiBold" w:cs="Times New Roman"/>
-                <w:bCs/>
-                <w:sz w:val="18"/>
-                <w:szCs w:val="18"/>
-              </w:rPr>
-            </w:pPr>
-            <w:r>
-              <w:rPr>
-                <w:rFonts w:ascii="Aptos Slab SemiBold" w:hAnsi="Aptos Slab SemiBold" w:cs="Times New Roman"/>
-                <w:bCs/>
-                <w:sz w:val="18"/>
-                <w:szCs w:val="18"/>
-              </w:rPr>
-              <w:t>M</w:t>
-            </w:r>
-            <w:r>
-              <w:rPr>
-                <w:rFonts w:ascii="Aptos Slab SemiBold" w:hAnsi="Aptos Slab SemiBold" w:cs="Times New Roman"/>
-                <w:bCs/>
-                <w:sz w:val="18"/>
-                <w:szCs w:val="18"/>
-              </w:rPr>
-              <w:t>APEH</w:t>
-            </w:r>
-          </w:p>
-        </w:tc>
-        <w:tc>
-          <w:tcPr>
-            <w:tcW w:w="483" w:type="pct"/>
-            <w:vAlign w:val="center"/>
-          </w:tcPr>
-          <w:p>
-            <w:pPr>
-              <w:jc w:val="center"/>
-              <w:rPr>
-                <w:rFonts w:ascii="Aptos Slab SemiBold" w:hAnsi="Aptos Slab SemiBold" w:cs="Times New Roman"/>
-                <w:b/>
-                <w:sz w:val="18"/>
-                <w:szCs w:val="18"/>
-              </w:rPr>
-            </w:pPr>
-          </w:p>
-        </w:tc>
-        <w:tc>
-          <w:tcPr>
-            <w:tcW w:w="484" w:type="pct"/>
-            <w:vAlign w:val="center"/>
-          </w:tcPr>
-          <w:p>
-            <w:pPr>
-              <w:jc w:val="center"/>
-              <w:rPr>
-                <w:rFonts w:ascii="Aptos Slab SemiBold" w:hAnsi="Aptos Slab SemiBold" w:cs="Times New Roman"/>
-                <w:b/>
-                <w:sz w:val="18"/>
-                <w:szCs w:val="18"/>
-              </w:rPr>
-            </w:pPr>
-          </w:p>
-        </w:tc>
-        <w:tc>
-          <w:tcPr>
-            <w:tcW w:w="484" w:type="pct"/>
-            <w:vAlign w:val="center"/>
-          </w:tcPr>
-          <w:p>
-            <w:pPr>
-              <w:jc w:val="center"/>
-              <w:rPr>
-                <w:rFonts w:ascii="Aptos Slab SemiBold" w:hAnsi="Aptos Slab SemiBold" w:cs="Times New Roman"/>
-                <w:b/>
-                <w:sz w:val="18"/>
-                <w:szCs w:val="18"/>
-              </w:rPr>
-            </w:pPr>
-          </w:p>
-        </w:tc>
-        <w:tc>
-          <w:tcPr>
-            <w:tcW w:w="522" w:type="pct"/>
-            <w:vAlign w:val="center"/>
-          </w:tcPr>
-          <w:p>
-            <w:pPr>
-              <w:jc w:val="center"/>
-              <w:rPr>
-                <w:rFonts w:ascii="Aptos Slab SemiBold" w:hAnsi="Aptos Slab SemiBold" w:cs="Times New Roman"/>
-                <w:b/>
-                <w:sz w:val="18"/>
-                <w:szCs w:val="18"/>
-              </w:rPr>
-            </w:pPr>
-          </w:p>
-        </w:tc>
-        <w:tc>
-          <w:tcPr>
-            <w:tcW w:w="916" w:type="pct"/>
-            <w:vAlign w:val="center"/>
-          </w:tcPr>
-          <w:p>
-            <w:pPr>
-              <w:jc w:val="center"/>
-              <w:rPr>
-                <w:rFonts w:ascii="Aptos Slab SemiBold" w:hAnsi="Aptos Slab SemiBold" w:cs="Times New Roman"/>
-                <w:b/>
-                <w:sz w:val="18"/>
-                <w:szCs w:val="18"/>
-              </w:rPr>
-            </w:pPr>
-          </w:p>
-        </w:tc>
-      </w:tr>
-      <w:tr>
-        <w:trPr>
-          <w:trHeight w:val="346"/>
-        </w:trPr>
-        <w:tc>
-          <w:tcPr>
-            <w:tcW w:w="2111" w:type="pct"/>
-            <w:vAlign w:val="center"/>
-          </w:tcPr>
-          <w:p>
-            <w:pPr>
-              <w:rPr>
-                <w:rFonts w:ascii="Aptos Slab Light" w:hAnsi="Aptos Slab Light" w:cs="Times New Roman"/>
-                <w:bCs/>
-                <w:i/>
-                <w:iCs/>
-                <w:sz w:val="18"/>
-                <w:szCs w:val="18"/>
-              </w:rPr>
-            </w:pPr>
-            <w:r>
-              <w:rPr>
-                <w:rFonts w:ascii="Aptos Slab Light" w:hAnsi="Aptos Slab Light" w:cs="Times New Roman"/>
-                <w:bCs/>
-                <w:i/>
-                <w:iCs/>
-                <w:sz w:val="18"/>
-                <w:szCs w:val="18"/>
-              </w:rPr>
-              <w:t xml:space="preserve">    Music &amp; Arts</w:t>
-            </w:r>
-          </w:p>
-        </w:tc>
-        <w:tc>
-          <w:tcPr>
-            <w:tcW w:w="483" w:type="pct"/>
-            <w:vAlign w:val="center"/>
-          </w:tcPr>
-          <w:p>
-            <w:pPr>
-              <w:jc w:val="center"/>
-              <w:rPr>
-                <w:rFonts w:ascii="Aptos Slab SemiBold" w:hAnsi="Aptos Slab SemiBold" w:cs="Times New Roman"/>
-                <w:b/>
-                <w:sz w:val="18"/>
-                <w:szCs w:val="18"/>
-              </w:rPr>
-            </w:pPr>
-          </w:p>
-        </w:tc>
-        <w:tc>
-          <w:tcPr>
-            <w:tcW w:w="484" w:type="pct"/>
-            <w:vAlign w:val="center"/>
-          </w:tcPr>
-          <w:p>
-            <w:pPr>
-              <w:jc w:val="center"/>
-              <w:rPr>
-                <w:rFonts w:ascii="Aptos Slab SemiBold" w:hAnsi="Aptos Slab SemiBold" w:cs="Times New Roman"/>
-                <w:b/>
-                <w:sz w:val="18"/>
-                <w:szCs w:val="18"/>
-              </w:rPr>
-            </w:pPr>
-          </w:p>
-        </w:tc>
-        <w:tc>
-          <w:tcPr>
-            <w:tcW w:w="484" w:type="pct"/>
-            <w:vAlign w:val="center"/>
-          </w:tcPr>
-          <w:p>
-            <w:pPr>
-              <w:jc w:val="center"/>
-              <w:rPr>
-                <w:rFonts w:ascii="Aptos Slab SemiBold" w:hAnsi="Aptos Slab SemiBold" w:cs="Times New Roman"/>
-                <w:b/>
-                <w:sz w:val="18"/>
-                <w:szCs w:val="18"/>
-              </w:rPr>
-            </w:pPr>
-          </w:p>
-        </w:tc>
-        <w:tc>
-          <w:tcPr>
-            <w:tcW w:w="522" w:type="pct"/>
-            <w:vAlign w:val="center"/>
-          </w:tcPr>
-          <w:p>
-            <w:pPr>
-              <w:jc w:val="center"/>
-              <w:rPr>
-                <w:rFonts w:ascii="Aptos Slab SemiBold" w:hAnsi="Aptos Slab SemiBold" w:cs="Times New Roman"/>
-                <w:b/>
-                <w:sz w:val="18"/>
-                <w:szCs w:val="18"/>
-              </w:rPr>
-            </w:pPr>
-          </w:p>
-        </w:tc>
-        <w:tc>
-          <w:tcPr>
-            <w:tcW w:w="916" w:type="pct"/>
-            <w:vAlign w:val="center"/>
-          </w:tcPr>
-          <w:p>
-            <w:pPr>
-              <w:jc w:val="center"/>
-              <w:rPr>
-                <w:rFonts w:ascii="Aptos Slab SemiBold" w:hAnsi="Aptos Slab SemiBold" w:cs="Times New Roman"/>
-                <w:b/>
-                <w:sz w:val="18"/>
-                <w:szCs w:val="18"/>
-              </w:rPr>
-            </w:pPr>
-          </w:p>
-        </w:tc>
-      </w:tr>
-      <w:tr>
-        <w:trPr>
-          <w:trHeight w:val="346"/>
-        </w:trPr>
-        <w:tc>
-          <w:tcPr>
-            <w:tcW w:w="2111" w:type="pct"/>
-            <w:vAlign w:val="center"/>
-          </w:tcPr>
-          <w:p>
-            <w:pPr>
-              <w:rPr>
-                <w:rFonts w:ascii="Aptos Slab Light" w:hAnsi="Aptos Slab Light" w:cs="Times New Roman"/>
-                <w:bCs/>
-                <w:i/>
-                <w:iCs/>
-                <w:sz w:val="18"/>
-                <w:szCs w:val="18"/>
-              </w:rPr>
-            </w:pPr>
-            <w:r>
-              <w:rPr>
-                <w:rFonts w:ascii="Aptos Slab Light" w:hAnsi="Aptos Slab Light" w:cs="Times New Roman"/>
-                <w:bCs/>
-                <w:i/>
-                <w:iCs/>
-                <w:sz w:val="18"/>
-                <w:szCs w:val="18"/>
-              </w:rPr>
-              <w:t xml:space="preserve">    PE &amp; Health</w:t>
-            </w:r>
-          </w:p>
-        </w:tc>
-        <w:tc>
-          <w:tcPr>
-            <w:tcW w:w="483" w:type="pct"/>
-            <w:vAlign w:val="center"/>
-          </w:tcPr>
-          <w:p>
-            <w:pPr>
-              <w:jc w:val="center"/>
-              <w:rPr>
-                <w:rFonts w:ascii="Aptos Slab SemiBold" w:hAnsi="Aptos Slab SemiBold" w:cs="Times New Roman"/>
-                <w:b/>
-                <w:sz w:val="18"/>
-                <w:szCs w:val="18"/>
-              </w:rPr>
-            </w:pPr>
-          </w:p>
-        </w:tc>
-        <w:tc>
-          <w:tcPr>
-            <w:tcW w:w="484" w:type="pct"/>
-            <w:vAlign w:val="center"/>
-          </w:tcPr>
-          <w:p>
-            <w:pPr>
-              <w:jc w:val="center"/>
-              <w:rPr>
-                <w:rFonts w:ascii="Aptos Slab SemiBold" w:hAnsi="Aptos Slab SemiBold" w:cs="Times New Roman"/>
-                <w:b/>
-                <w:sz w:val="18"/>
-                <w:szCs w:val="18"/>
-              </w:rPr>
-            </w:pPr>
-          </w:p>
-        </w:tc>
-        <w:tc>
-          <w:tcPr>
-            <w:tcW w:w="484" w:type="pct"/>
-            <w:vAlign w:val="center"/>
-          </w:tcPr>
-          <w:p>
-            <w:pPr>
-              <w:jc w:val="center"/>
-              <w:rPr>
-                <w:rFonts w:ascii="Aptos Slab SemiBold" w:hAnsi="Aptos Slab SemiBold" w:cs="Times New Roman"/>
-                <w:b/>
-                <w:sz w:val="18"/>
-                <w:szCs w:val="18"/>
-              </w:rPr>
-            </w:pPr>
-          </w:p>
-        </w:tc>
-        <w:tc>
-          <w:tcPr>
-            <w:tcW w:w="522" w:type="pct"/>
-            <w:vAlign w:val="center"/>
-          </w:tcPr>
-          <w:p>
-            <w:pPr>
-              <w:jc w:val="center"/>
-              <w:rPr>
-                <w:rFonts w:ascii="Aptos Slab SemiBold" w:hAnsi="Aptos Slab SemiBold" w:cs="Times New Roman"/>
-                <w:b/>
-                <w:sz w:val="18"/>
-                <w:szCs w:val="18"/>
-              </w:rPr>
-            </w:pPr>
-          </w:p>
-        </w:tc>
-        <w:tc>
-          <w:tcPr>
-            <w:tcW w:w="916" w:type="pct"/>
-            <w:vAlign w:val="center"/>
-          </w:tcPr>
-          <w:p>
-            <w:pPr>
-              <w:jc w:val="center"/>
-              <w:rPr>
-                <w:rFonts w:ascii="Aptos Slab SemiBold" w:hAnsi="Aptos Slab SemiBold" w:cs="Times New Roman"/>
-                <w:b/>
-                <w:sz w:val="18"/>
-                <w:szCs w:val="18"/>
-              </w:rPr>
-            </w:pPr>
-          </w:p>
-        </w:tc>
-      </w:tr>
-      <w:tr>
-        <w:trPr>
-          <w:trHeight w:val="432"/>
         </w:trPr>
         <w:tc>
           <w:tcPr>
@@ -2713,9 +2705,9 @@
         <w:tblLook w:val="04A0" w:firstRow="1" w:lastRow="0" w:firstColumn="1" w:lastColumn="0" w:noHBand="0" w:noVBand="1"/>
       </w:tblPr>
       <w:tblGrid>
-        <w:gridCol w:w="2530"/>
-        <w:gridCol w:w="3467"/>
-        <w:gridCol w:w="1674"/>
+        <w:gridCol w:w="2435"/>
+        <w:gridCol w:w="3337"/>
+        <w:gridCol w:w="1611"/>
       </w:tblGrid>
       <w:tr>
         <w:trPr>
@@ -3271,19 +3263,19 @@
         <w:tblLook w:val="04A0" w:firstRow="1" w:lastRow="0" w:firstColumn="1" w:lastColumn="0" w:noHBand="0" w:noVBand="1"/>
       </w:tblPr>
       <w:tblGrid>
-        <w:gridCol w:w="1281"/>
-        <w:gridCol w:w="529"/>
-        <w:gridCol w:w="526"/>
-        <w:gridCol w:w="527"/>
-        <w:gridCol w:w="526"/>
-        <w:gridCol w:w="526"/>
-        <w:gridCol w:w="527"/>
-        <w:gridCol w:w="526"/>
-        <w:gridCol w:w="526"/>
-        <w:gridCol w:w="527"/>
-        <w:gridCol w:w="526"/>
-        <w:gridCol w:w="526"/>
-        <w:gridCol w:w="588"/>
+        <w:gridCol w:w="1234"/>
+        <w:gridCol w:w="510"/>
+        <w:gridCol w:w="506"/>
+        <w:gridCol w:w="507"/>
+        <w:gridCol w:w="506"/>
+        <w:gridCol w:w="506"/>
+        <w:gridCol w:w="507"/>
+        <w:gridCol w:w="506"/>
+        <w:gridCol w:w="506"/>
+        <w:gridCol w:w="507"/>
+        <w:gridCol w:w="506"/>
+        <w:gridCol w:w="506"/>
+        <w:gridCol w:w="566"/>
       </w:tblGrid>
       <w:tr>
         <w:trPr>
@@ -3315,7 +3307,7 @@
               <mc:AlternateContent>
                 <mc:Choice Requires="wps">
                   <w:drawing>
-                    <wp:anchor distT="45720" distB="45720" distL="114300" distR="114300" simplePos="0" relativeHeight="251710464" behindDoc="0" locked="0" layoutInCell="1" allowOverlap="1" wp14:anchorId="0CD813A5" wp14:editId="7682A139">
+                    <wp:anchor distT="45720" distB="45720" distL="114300" distR="114300" simplePos="0" relativeHeight="251709440" behindDoc="0" locked="0" layoutInCell="1" allowOverlap="1" wp14:anchorId="0CD813A5" wp14:editId="055B6EF2">
                       <wp:simplePos x="0" y="0"/>
                       <wp:positionH relativeFrom="column">
                         <wp:posOffset>271145</wp:posOffset>
@@ -3410,7 +3402,7 @@
                 </mc:Choice>
                 <mc:Fallback>
                   <w:pict>
-                    <v:shape w14:anchorId="0CD813A5" id="_x0000_s1027" type="#_x0000_t202" style="position:absolute;left:0;text-align:left;margin-left:21.35pt;margin-top:3.45pt;width:36.85pt;height:16.4pt;z-index:251710464;visibility:visible;mso-wrap-style:square;mso-width-percent:0;mso-height-percent:0;mso-wrap-distance-left:9pt;mso-wrap-distance-top:3.6pt;mso-wrap-distance-right:9pt;mso-wrap-distance-bottom:3.6pt;mso-position-horizontal:absolute;mso-position-horizontal-relative:text;mso-position-vertical:absolute;mso-position-vertical-relative:text;mso-width-percent:0;mso-height-percent:0;mso-width-relative:margin;mso-height-relative:margin;v-text-anchor:top" o:gfxdata="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" filled="f" stroked="f">
+                    <v:shape w14:anchorId="0CD813A5" id="Text Box 2" o:spid="_x0000_s1029" type="#_x0000_t202" style="position:absolute;left:0;text-align:left;margin-left:21.35pt;margin-top:3.45pt;width:36.85pt;height:16.4pt;z-index:251709440;visibility:visible;mso-wrap-style:square;mso-width-percent:0;mso-height-percent:0;mso-wrap-distance-left:9pt;mso-wrap-distance-top:3.6pt;mso-wrap-distance-right:9pt;mso-wrap-distance-bottom:3.6pt;mso-position-horizontal:absolute;mso-position-horizontal-relative:text;mso-position-vertical:absolute;mso-position-vertical-relative:text;mso-width-percent:0;mso-height-percent:0;mso-width-relative:margin;mso-height-relative:margin;v-text-anchor:top" o:gfxdata="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" filled="f" stroked="f">
                       <v:textbox>
                         <w:txbxContent>
                           <w:p>
@@ -3485,7 +3477,7 @@
               <mc:AlternateContent>
                 <mc:Choice Requires="wps">
                   <w:drawing>
-                    <wp:anchor distT="45720" distB="45720" distL="114300" distR="114300" simplePos="0" relativeHeight="251630592" behindDoc="0" locked="0" layoutInCell="1" allowOverlap="1" wp14:anchorId="546B79DA" wp14:editId="7C0EDA04">
+                    <wp:anchor distT="45720" distB="45720" distL="114300" distR="114300" simplePos="0" relativeHeight="251629568" behindDoc="0" locked="0" layoutInCell="1" allowOverlap="1" wp14:anchorId="546B79DA" wp14:editId="2F951535">
                       <wp:simplePos x="0" y="0"/>
                       <wp:positionH relativeFrom="column">
                         <wp:posOffset>-71120</wp:posOffset>
@@ -3580,7 +3572,7 @@
                 </mc:Choice>
                 <mc:Fallback>
                   <w:pict>
-                    <v:shape w14:anchorId="546B79DA" id="_x0000_s1028" type="#_x0000_t202" style="position:absolute;margin-left:-5.6pt;margin-top:4pt;width:36.85pt;height:16.4pt;z-index:251630592;visibility:visible;mso-wrap-style:square;mso-width-percent:0;mso-height-percent:0;mso-wrap-distance-left:9pt;mso-wrap-distance-top:3.6pt;mso-wrap-distance-right:9pt;mso-wrap-distance-bottom:3.6pt;mso-position-horizontal:absolute;mso-position-horizontal-relative:text;mso-position-vertical:absolute;mso-position-vertical-relative:text;mso-width-percent:0;mso-height-percent:0;mso-width-relative:margin;mso-height-relative:margin;v-text-anchor:top" o:gfxdata="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" filled="f" stroked="f">
+                    <v:shape w14:anchorId="546B79DA" id="_x0000_s1030" type="#_x0000_t202" style="position:absolute;margin-left:-5.6pt;margin-top:4pt;width:36.85pt;height:16.4pt;z-index:251629568;visibility:visible;mso-wrap-style:square;mso-width-percent:0;mso-height-percent:0;mso-wrap-distance-left:9pt;mso-wrap-distance-top:3.6pt;mso-wrap-distance-right:9pt;mso-wrap-distance-bottom:3.6pt;mso-position-horizontal:absolute;mso-position-horizontal-relative:text;mso-position-vertical:absolute;mso-position-vertical-relative:text;mso-width-percent:0;mso-height-percent:0;mso-width-relative:margin;mso-height-relative:margin;v-text-anchor:top" o:gfxdata="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" filled="f" stroked="f">
                       <v:textbox>
                         <w:txbxContent>
                           <w:p>
@@ -4768,7 +4760,7 @@
         <w:tblLook w:val="04A0" w:firstRow="1" w:lastRow="0" w:firstColumn="1" w:lastColumn="0" w:noHBand="0" w:noVBand="1"/>
       </w:tblPr>
       <w:tblGrid>
-        <w:gridCol w:w="7661"/>
+        <w:gridCol w:w="7373"/>
       </w:tblGrid>
       <w:tr>
         <w:trPr>
@@ -5311,9 +5303,9 @@
         <w:tblLook w:val="04A0" w:firstRow="1" w:lastRow="0" w:firstColumn="1" w:lastColumn="0" w:noHBand="0" w:noVBand="1"/>
       </w:tblPr>
       <w:tblGrid>
-        <w:gridCol w:w="3595"/>
-        <w:gridCol w:w="534"/>
-        <w:gridCol w:w="3542"/>
+        <w:gridCol w:w="3460"/>
+        <w:gridCol w:w="514"/>
+        <w:gridCol w:w="3409"/>
       </w:tblGrid>
       <w:tr>
         <w:tc>
@@ -5660,9 +5652,9 @@
         <w:tblLook w:val="04A0" w:firstRow="1" w:lastRow="0" w:firstColumn="1" w:lastColumn="0" w:noHBand="0" w:noVBand="1"/>
       </w:tblPr>
       <w:tblGrid>
-        <w:gridCol w:w="3595"/>
-        <w:gridCol w:w="534"/>
-        <w:gridCol w:w="3542"/>
+        <w:gridCol w:w="3460"/>
+        <w:gridCol w:w="514"/>
+        <w:gridCol w:w="3409"/>
       </w:tblGrid>
       <w:tr>
         <w:tc>
@@ -5792,7 +5784,6 @@
                 <w:sz w:val="18"/>
                 <w:szCs w:val="20"/>
               </w:rPr>
-              <w:lastRenderedPageBreak/>
               <w:t>School Head</w:t>
             </w:r>
           </w:p>
@@ -5844,7 +5835,7 @@
     </w:p>
     <w:sectPr>
       <w:pgSz w:w="8391" w:h="11906" w:code="11"/>
-      <w:pgMar w:top="360" w:right="360" w:bottom="288" w:left="360" w:header="720" w:footer="720" w:gutter="0"/>
+      <w:pgMar w:top="504" w:right="504" w:bottom="504" w:left="504" w:header="720" w:footer="720" w:gutter="0"/>
       <w:cols w:space="720"/>
       <w:docGrid w:linePitch="360"/>
     </w:sectPr>
@@ -6597,12 +6588,7 @@
 </file>
 
 <file path=customXml/item1.xml><?xml version="1.0" encoding="utf-8"?>
-<?mso-contentType ?>
-<FormTemplates xmlns="http://schemas.microsoft.com/sharepoint/v3/contenttype/forms">
-  <Display>DocumentLibraryForm</Display>
-  <Edit>DocumentLibraryForm</Edit>
-  <New>DocumentLibraryForm</New>
-</FormTemplates>
+<b:Sources xmlns:b="http://schemas.openxmlformats.org/officeDocument/2006/bibliography" xmlns="http://schemas.openxmlformats.org/officeDocument/2006/bibliography" SelectedStyle="\APASixthEditionOfficeOnline.xsl" StyleName="APA" Version="6"/>
 </file>
 
 <file path=customXml/item2.xml><?xml version="1.0" encoding="utf-8"?>
@@ -6612,7 +6598,12 @@
 </file>
 
 <file path=customXml/item3.xml><?xml version="1.0" encoding="utf-8"?>
-<b:Sources xmlns:b="http://schemas.openxmlformats.org/officeDocument/2006/bibliography" xmlns="http://schemas.openxmlformats.org/officeDocument/2006/bibliography" SelectedStyle="\APASixthEditionOfficeOnline.xsl" StyleName="APA" Version="6"/>
+<?mso-contentType ?>
+<FormTemplates xmlns="http://schemas.microsoft.com/sharepoint/v3/contenttype/forms">
+  <Display>DocumentLibraryForm</Display>
+  <Edit>DocumentLibraryForm</Edit>
+  <New>DocumentLibraryForm</New>
+</FormTemplates>
 </file>
 
 <file path=customXml/item4.xml><?xml version="1.0" encoding="utf-8"?>
@@ -6800,9 +6791,9 @@
 </file>
 
 <file path=customXml/itemProps1.xml><?xml version="1.0" encoding="utf-8"?>
-<ds:datastoreItem xmlns:ds="http://schemas.openxmlformats.org/officeDocument/2006/customXml" ds:itemID="{9E607EEA-1579-4534-A211-223D35B43271}">
+<ds:datastoreItem xmlns:ds="http://schemas.openxmlformats.org/officeDocument/2006/customXml" ds:itemID="{79EDFC7F-E73A-4641-AB05-0EAF77FB85CB}">
   <ds:schemaRefs>
-    <ds:schemaRef ds:uri="http://schemas.microsoft.com/sharepoint/v3/contenttype/forms"/>
+    <ds:schemaRef ds:uri="http://schemas.openxmlformats.org/officeDocument/2006/bibliography"/>
   </ds:schemaRefs>
 </ds:datastoreItem>
 </file>
@@ -6817,9 +6808,9 @@
 </file>
 
 <file path=customXml/itemProps3.xml><?xml version="1.0" encoding="utf-8"?>
-<ds:datastoreItem xmlns:ds="http://schemas.openxmlformats.org/officeDocument/2006/customXml" ds:itemID="{79EDFC7F-E73A-4641-AB05-0EAF77FB85CB}">
+<ds:datastoreItem xmlns:ds="http://schemas.openxmlformats.org/officeDocument/2006/customXml" ds:itemID="{9E607EEA-1579-4534-A211-223D35B43271}">
   <ds:schemaRefs>
-    <ds:schemaRef ds:uri="http://schemas.openxmlformats.org/officeDocument/2006/bibliography"/>
+    <ds:schemaRef ds:uri="http://schemas.microsoft.com/sharepoint/v3/contenttype/forms"/>
   </ds:schemaRefs>
 </ds:datastoreItem>
 </file>
